--- a/rapports/2026-06-06/EQ15/EQ15_enq3_v2/DR_082102000010/24-42-66-60.docx
+++ b/rapports/2026-06-06/EQ15/EQ15_enq3_v2/DR_082102000010/24-42-66-60.docx
@@ -297,7 +297,7 @@
           <w:color w:val="1F6FEB"/>
           <w:sz w:val="22"/>
         </w:rPr>
-        <w:t>⚠ INCOHÉRENCES À CORRIGER (97)</w:t>
+        <w:t>⚠ INCOHÉRENCES À CORRIGER (92)</w:t>
       </w:r>
     </w:p>
     <w:tbl>
@@ -994,7 +994,7 @@
                 <w:color w:val="16A34A"/>
                 <w:sz w:val="16"/>
               </w:rPr>
-              <w:t>—</w:t>
+              <w:t>s00q10, s01q35, s01q36, s01q37, s02q04, s02q15, s01q00b, s02q17_code</w:t>
             </w:r>
           </w:p>
         </w:tc>
@@ -1025,7 +1025,7 @@
                 <w:i w:val="0"/>
                 <w:sz w:val="17"/>
               </w:rPr>
-              <w:t>Incohérence!!! seulement les écoles gouvermentales paient les cotisations (Gouvernement, communauté, ONG ou organisation humanitaire).</w:t>
+              <w:t>Avertissement!!! L'âge (31 ans) de Aminata ka avec son niveau d'étude (1ére année Secondaire 2 Général) semble incoherent, veuillez confirmer cette information avec le QG ou corriger l'incohérence.</w:t>
             </w:r>
           </w:p>
         </w:tc>
@@ -1058,6 +1058,816 @@
                 <w:i w:val="0"/>
                 <w:sz w:val="16"/>
               </w:rPr>
+              <w:t>S07</w:t>
+              <w:br/>
+            </w:r>
+            <w:r>
+              <w:rPr>
+                <w:b w:val="0"/>
+                <w:i w:val="0"/>
+                <w:color w:val="64748B"/>
+                <w:sz w:val="14"/>
+              </w:rPr>
+              <w:t>Consommation alimentaire</w:t>
+            </w:r>
+          </w:p>
+        </w:tc>
+        <w:tc>
+          <w:tcPr>
+            <w:tcW w:type="dxa" w:w="1531"/>
+          </w:tcPr>
+          <w:p>
+            <w:r>
+              <w:rPr>
+                <w:b/>
+                <w:i w:val="0"/>
+                <w:color w:val="16A34A"/>
+                <w:sz w:val="16"/>
+              </w:rPr>
+              <w:t>s00q27, s01q00a, s01q12, s01q13, s02q04, s03q11, s03q12, s01q01</w:t>
+            </w:r>
+          </w:p>
+        </w:tc>
+        <w:tc>
+          <w:tcPr>
+            <w:tcW w:type="dxa" w:w="1191"/>
+          </w:tcPr>
+          <w:p>
+            <w:r>
+              <w:rPr>
+                <w:b w:val="0"/>
+                <w:i w:val="0"/>
+                <w:color w:val="64748B"/>
+                <w:sz w:val="16"/>
+              </w:rPr>
+              <w:t>GT-CQ</w:t>
+            </w:r>
+          </w:p>
+        </w:tc>
+        <w:tc>
+          <w:tcPr>
+            <w:tcW w:type="dxa" w:w="4706"/>
+          </w:tcPr>
+          <w:p>
+            <w:r>
+              <w:rPr>
+                <w:b w:val="0"/>
+                <w:i w:val="0"/>
+                <w:sz w:val="17"/>
+              </w:rPr>
+              <w:t>Avertissement!!! Le ménage a consommé 100 Cuillère de Tres petit de Beurre  ce qui semble incoherent pour une consommation aucours des 7 derniers jours, prière de verifier et corriger.</w:t>
+            </w:r>
+          </w:p>
+        </w:tc>
+      </w:tr>
+      <w:tr>
+        <w:tc>
+          <w:tcPr>
+            <w:tcW w:type="dxa" w:w="964"/>
+          </w:tcPr>
+          <w:p>
+            <w:r>
+              <w:rPr>
+                <w:b/>
+                <w:i w:val="0"/>
+                <w:color w:val="DC2626"/>
+                <w:sz w:val="16"/>
+              </w:rPr>
+              <w:t>Haute</w:t>
+            </w:r>
+          </w:p>
+        </w:tc>
+        <w:tc>
+          <w:tcPr>
+            <w:tcW w:type="dxa" w:w="1247"/>
+          </w:tcPr>
+          <w:p>
+            <w:r>
+              <w:rPr>
+                <w:b/>
+                <w:i w:val="0"/>
+                <w:sz w:val="16"/>
+              </w:rPr>
+              <w:t>S20</w:t>
+              <w:br/>
+            </w:r>
+            <w:r>
+              <w:rPr>
+                <w:b w:val="0"/>
+                <w:i w:val="0"/>
+                <w:color w:val="64748B"/>
+                <w:sz w:val="14"/>
+              </w:rPr>
+              <w:t>Gouvernance / autres</w:t>
+            </w:r>
+          </w:p>
+        </w:tc>
+        <w:tc>
+          <w:tcPr>
+            <w:tcW w:type="dxa" w:w="1531"/>
+          </w:tcPr>
+          <w:p>
+            <w:r>
+              <w:rPr>
+                <w:b/>
+                <w:i w:val="0"/>
+                <w:color w:val="16A34A"/>
+                <w:sz w:val="16"/>
+              </w:rPr>
+              <w:t>—</w:t>
+            </w:r>
+          </w:p>
+        </w:tc>
+        <w:tc>
+          <w:tcPr>
+            <w:tcW w:type="dxa" w:w="1191"/>
+          </w:tcPr>
+          <w:p>
+            <w:r>
+              <w:rPr>
+                <w:b w:val="0"/>
+                <w:i w:val="0"/>
+                <w:color w:val="64748B"/>
+                <w:sz w:val="16"/>
+              </w:rPr>
+              <w:t>GT-CQ</w:t>
+            </w:r>
+          </w:p>
+        </w:tc>
+        <w:tc>
+          <w:tcPr>
+            <w:tcW w:type="dxa" w:w="4706"/>
+          </w:tcPr>
+          <w:p>
+            <w:r>
+              <w:rPr>
+                <w:b w:val="0"/>
+                <w:i w:val="0"/>
+                <w:sz w:val="17"/>
+              </w:rPr>
+              <w:t>Incohérence détectée ! Le ménage a précédemment déclaré vivre « Bien » ou « Assez bien » selon son revenu en 20A.02.</w:t>
+            </w:r>
+          </w:p>
+        </w:tc>
+      </w:tr>
+      <w:tr>
+        <w:tc>
+          <w:tcPr>
+            <w:tcW w:type="dxa" w:w="964"/>
+          </w:tcPr>
+          <w:p>
+            <w:r>
+              <w:rPr>
+                <w:b/>
+                <w:i w:val="0"/>
+                <w:color w:val="EA580C"/>
+                <w:sz w:val="16"/>
+              </w:rPr>
+              <w:t>Moyenne</w:t>
+            </w:r>
+          </w:p>
+        </w:tc>
+        <w:tc>
+          <w:tcPr>
+            <w:tcW w:type="dxa" w:w="1247"/>
+          </w:tcPr>
+          <w:p>
+            <w:r>
+              <w:rPr>
+                <w:b/>
+                <w:i w:val="0"/>
+                <w:sz w:val="16"/>
+              </w:rPr>
+              <w:t>S00</w:t>
+              <w:br/>
+            </w:r>
+            <w:r>
+              <w:rPr>
+                <w:b w:val="0"/>
+                <w:i w:val="0"/>
+                <w:color w:val="64748B"/>
+                <w:sz w:val="14"/>
+              </w:rPr>
+              <w:t>Identification</w:t>
+            </w:r>
+          </w:p>
+        </w:tc>
+        <w:tc>
+          <w:tcPr>
+            <w:tcW w:type="dxa" w:w="1531"/>
+          </w:tcPr>
+          <w:p>
+            <w:r>
+              <w:rPr>
+                <w:b/>
+                <w:i w:val="0"/>
+                <w:color w:val="16A34A"/>
+                <w:sz w:val="16"/>
+              </w:rPr>
+              <w:t>s00q27</w:t>
+            </w:r>
+          </w:p>
+        </w:tc>
+        <w:tc>
+          <w:tcPr>
+            <w:tcW w:type="dxa" w:w="1191"/>
+          </w:tcPr>
+          <w:p>
+            <w:r>
+              <w:rPr>
+                <w:b w:val="0"/>
+                <w:i w:val="0"/>
+                <w:color w:val="64748B"/>
+                <w:sz w:val="16"/>
+              </w:rPr>
+              <w:t>GT-CQ</w:t>
+            </w:r>
+          </w:p>
+        </w:tc>
+        <w:tc>
+          <w:tcPr>
+            <w:tcW w:type="dxa" w:w="4706"/>
+          </w:tcPr>
+          <w:p>
+            <w:r>
+              <w:rPr>
+                <w:b w:val="0"/>
+                <w:i w:val="0"/>
+                <w:sz w:val="17"/>
+              </w:rPr>
+              <w:t>Le questionnaire semble ne pas être complètement fini mais le questionnaire est en statut complet, prière de compléter le questionnaire.</w:t>
+            </w:r>
+          </w:p>
+        </w:tc>
+      </w:tr>
+      <w:tr>
+        <w:tc>
+          <w:tcPr>
+            <w:tcW w:type="dxa" w:w="964"/>
+          </w:tcPr>
+          <w:p>
+            <w:r>
+              <w:rPr>
+                <w:b/>
+                <w:i w:val="0"/>
+                <w:color w:val="EA580C"/>
+                <w:sz w:val="16"/>
+              </w:rPr>
+              <w:t>Moyenne</w:t>
+            </w:r>
+          </w:p>
+        </w:tc>
+        <w:tc>
+          <w:tcPr>
+            <w:tcW w:type="dxa" w:w="1247"/>
+          </w:tcPr>
+          <w:p>
+            <w:r>
+              <w:rPr>
+                <w:b/>
+                <w:i w:val="0"/>
+                <w:sz w:val="16"/>
+              </w:rPr>
+              <w:t>S00</w:t>
+              <w:br/>
+            </w:r>
+            <w:r>
+              <w:rPr>
+                <w:b w:val="0"/>
+                <w:i w:val="0"/>
+                <w:color w:val="64748B"/>
+                <w:sz w:val="14"/>
+              </w:rPr>
+              <w:t>Identification</w:t>
+            </w:r>
+          </w:p>
+        </w:tc>
+        <w:tc>
+          <w:tcPr>
+            <w:tcW w:type="dxa" w:w="1531"/>
+          </w:tcPr>
+          <w:p>
+            <w:r>
+              <w:rPr>
+                <w:b/>
+                <w:i w:val="0"/>
+                <w:color w:val="16A34A"/>
+                <w:sz w:val="16"/>
+              </w:rPr>
+              <w:t>—</w:t>
+            </w:r>
+          </w:p>
+        </w:tc>
+        <w:tc>
+          <w:tcPr>
+            <w:tcW w:type="dxa" w:w="1191"/>
+          </w:tcPr>
+          <w:p>
+            <w:r>
+              <w:rPr>
+                <w:b w:val="0"/>
+                <w:i w:val="0"/>
+                <w:color w:val="64748B"/>
+                <w:sz w:val="16"/>
+              </w:rPr>
+              <w:t>GT-CQ</w:t>
+            </w:r>
+          </w:p>
+        </w:tc>
+        <w:tc>
+          <w:tcPr>
+            <w:tcW w:type="dxa" w:w="4706"/>
+          </w:tcPr>
+          <w:p>
+            <w:r>
+              <w:rPr>
+                <w:b w:val="0"/>
+                <w:i w:val="0"/>
+                <w:sz w:val="17"/>
+              </w:rPr>
+              <w:t>Il est obligatoire de prendre les coordonnées Gps avant d'administrer le questionnaire.</w:t>
+            </w:r>
+          </w:p>
+        </w:tc>
+      </w:tr>
+      <w:tr>
+        <w:tc>
+          <w:tcPr>
+            <w:tcW w:type="dxa" w:w="964"/>
+          </w:tcPr>
+          <w:p>
+            <w:r>
+              <w:rPr>
+                <w:b/>
+                <w:i w:val="0"/>
+                <w:color w:val="EA580C"/>
+                <w:sz w:val="16"/>
+              </w:rPr>
+              <w:t>Moyenne</w:t>
+            </w:r>
+          </w:p>
+        </w:tc>
+        <w:tc>
+          <w:tcPr>
+            <w:tcW w:type="dxa" w:w="1247"/>
+          </w:tcPr>
+          <w:p>
+            <w:r>
+              <w:rPr>
+                <w:b/>
+                <w:i w:val="0"/>
+                <w:sz w:val="16"/>
+              </w:rPr>
+              <w:t>S00</w:t>
+              <w:br/>
+            </w:r>
+            <w:r>
+              <w:rPr>
+                <w:b w:val="0"/>
+                <w:i w:val="0"/>
+                <w:color w:val="64748B"/>
+                <w:sz w:val="14"/>
+              </w:rPr>
+              <w:t>Identification</w:t>
+            </w:r>
+          </w:p>
+        </w:tc>
+        <w:tc>
+          <w:tcPr>
+            <w:tcW w:type="dxa" w:w="1531"/>
+          </w:tcPr>
+          <w:p>
+            <w:r>
+              <w:rPr>
+                <w:b/>
+                <w:i w:val="0"/>
+                <w:color w:val="16A34A"/>
+                <w:sz w:val="16"/>
+              </w:rPr>
+              <w:t>—</w:t>
+            </w:r>
+          </w:p>
+        </w:tc>
+        <w:tc>
+          <w:tcPr>
+            <w:tcW w:type="dxa" w:w="1191"/>
+          </w:tcPr>
+          <w:p>
+            <w:r>
+              <w:rPr>
+                <w:b w:val="0"/>
+                <w:i w:val="0"/>
+                <w:color w:val="64748B"/>
+                <w:sz w:val="16"/>
+              </w:rPr>
+              <w:t>GT-CQ</w:t>
+            </w:r>
+          </w:p>
+        </w:tc>
+        <w:tc>
+          <w:tcPr>
+            <w:tcW w:type="dxa" w:w="4706"/>
+          </w:tcPr>
+          <w:p>
+            <w:r>
+              <w:rPr>
+                <w:b w:val="0"/>
+                <w:i w:val="0"/>
+                <w:sz w:val="17"/>
+              </w:rPr>
+              <w:t>Prière de prendre les coordonnées GPS.</w:t>
+            </w:r>
+          </w:p>
+        </w:tc>
+      </w:tr>
+      <w:tr>
+        <w:tc>
+          <w:tcPr>
+            <w:tcW w:type="dxa" w:w="964"/>
+          </w:tcPr>
+          <w:p>
+            <w:r>
+              <w:rPr>
+                <w:b/>
+                <w:i w:val="0"/>
+                <w:color w:val="EA580C"/>
+                <w:sz w:val="16"/>
+              </w:rPr>
+              <w:t>Moyenne</w:t>
+            </w:r>
+          </w:p>
+        </w:tc>
+        <w:tc>
+          <w:tcPr>
+            <w:tcW w:type="dxa" w:w="1247"/>
+          </w:tcPr>
+          <w:p>
+            <w:r>
+              <w:rPr>
+                <w:b/>
+                <w:i w:val="0"/>
+                <w:sz w:val="16"/>
+              </w:rPr>
+              <w:t>S00</w:t>
+              <w:br/>
+            </w:r>
+            <w:r>
+              <w:rPr>
+                <w:b w:val="0"/>
+                <w:i w:val="0"/>
+                <w:color w:val="64748B"/>
+                <w:sz w:val="14"/>
+              </w:rPr>
+              <w:t>Identification</w:t>
+            </w:r>
+          </w:p>
+        </w:tc>
+        <w:tc>
+          <w:tcPr>
+            <w:tcW w:type="dxa" w:w="1531"/>
+          </w:tcPr>
+          <w:p>
+            <w:r>
+              <w:rPr>
+                <w:b/>
+                <w:i w:val="0"/>
+                <w:color w:val="16A34A"/>
+                <w:sz w:val="16"/>
+              </w:rPr>
+              <w:t>—</w:t>
+            </w:r>
+          </w:p>
+        </w:tc>
+        <w:tc>
+          <w:tcPr>
+            <w:tcW w:type="dxa" w:w="1191"/>
+          </w:tcPr>
+          <w:p>
+            <w:r>
+              <w:rPr>
+                <w:b w:val="0"/>
+                <w:i w:val="0"/>
+                <w:color w:val="64748B"/>
+                <w:sz w:val="16"/>
+              </w:rPr>
+              <w:t>GT-CQ</w:t>
+            </w:r>
+          </w:p>
+        </w:tc>
+        <w:tc>
+          <w:tcPr>
+            <w:tcW w:type="dxa" w:w="4706"/>
+          </w:tcPr>
+          <w:p>
+            <w:r>
+              <w:rPr>
+                <w:b w:val="0"/>
+                <w:i w:val="0"/>
+                <w:sz w:val="17"/>
+              </w:rPr>
+              <w:t>L'adresse ou la localisation du ménage doit être bien renseignée, ne doit pas contenir des numéros de téléphone et elle semble courte pour être une adresse.</w:t>
+            </w:r>
+          </w:p>
+        </w:tc>
+      </w:tr>
+      <w:tr>
+        <w:tc>
+          <w:tcPr>
+            <w:tcW w:type="dxa" w:w="964"/>
+          </w:tcPr>
+          <w:p>
+            <w:r>
+              <w:rPr>
+                <w:b/>
+                <w:i w:val="0"/>
+                <w:color w:val="EA580C"/>
+                <w:sz w:val="16"/>
+              </w:rPr>
+              <w:t>Moyenne</w:t>
+            </w:r>
+          </w:p>
+        </w:tc>
+        <w:tc>
+          <w:tcPr>
+            <w:tcW w:type="dxa" w:w="1247"/>
+          </w:tcPr>
+          <w:p>
+            <w:r>
+              <w:rPr>
+                <w:b/>
+                <w:i w:val="0"/>
+                <w:sz w:val="16"/>
+              </w:rPr>
+              <w:t>S00</w:t>
+              <w:br/>
+            </w:r>
+            <w:r>
+              <w:rPr>
+                <w:b w:val="0"/>
+                <w:i w:val="0"/>
+                <w:color w:val="64748B"/>
+                <w:sz w:val="14"/>
+              </w:rPr>
+              <w:t>Identification</w:t>
+            </w:r>
+          </w:p>
+        </w:tc>
+        <w:tc>
+          <w:tcPr>
+            <w:tcW w:type="dxa" w:w="1531"/>
+          </w:tcPr>
+          <w:p>
+            <w:r>
+              <w:rPr>
+                <w:b/>
+                <w:i w:val="0"/>
+                <w:color w:val="16A34A"/>
+                <w:sz w:val="16"/>
+              </w:rPr>
+              <w:t>—</w:t>
+            </w:r>
+          </w:p>
+        </w:tc>
+        <w:tc>
+          <w:tcPr>
+            <w:tcW w:type="dxa" w:w="1191"/>
+          </w:tcPr>
+          <w:p>
+            <w:r>
+              <w:rPr>
+                <w:b w:val="0"/>
+                <w:i w:val="0"/>
+                <w:color w:val="64748B"/>
+                <w:sz w:val="16"/>
+              </w:rPr>
+              <w:t>GT-CQ</w:t>
+            </w:r>
+          </w:p>
+        </w:tc>
+        <w:tc>
+          <w:tcPr>
+            <w:tcW w:type="dxa" w:w="4706"/>
+          </w:tcPr>
+          <w:p>
+            <w:r>
+              <w:rPr>
+                <w:b w:val="0"/>
+                <w:i w:val="0"/>
+                <w:sz w:val="17"/>
+              </w:rPr>
+              <w:t>Prière de renseigner la bonne adresse.</w:t>
+            </w:r>
+          </w:p>
+        </w:tc>
+      </w:tr>
+      <w:tr>
+        <w:tc>
+          <w:tcPr>
+            <w:tcW w:type="dxa" w:w="964"/>
+          </w:tcPr>
+          <w:p>
+            <w:r>
+              <w:rPr>
+                <w:b/>
+                <w:i w:val="0"/>
+                <w:color w:val="EA580C"/>
+                <w:sz w:val="16"/>
+              </w:rPr>
+              <w:t>Moyenne</w:t>
+            </w:r>
+          </w:p>
+        </w:tc>
+        <w:tc>
+          <w:tcPr>
+            <w:tcW w:type="dxa" w:w="1247"/>
+          </w:tcPr>
+          <w:p>
+            <w:r>
+              <w:rPr>
+                <w:b/>
+                <w:i w:val="0"/>
+                <w:sz w:val="16"/>
+              </w:rPr>
+              <w:t>S01</w:t>
+              <w:br/>
+            </w:r>
+            <w:r>
+              <w:rPr>
+                <w:b w:val="0"/>
+                <w:i w:val="0"/>
+                <w:color w:val="64748B"/>
+                <w:sz w:val="14"/>
+              </w:rPr>
+              <w:t>Démographie</w:t>
+            </w:r>
+          </w:p>
+        </w:tc>
+        <w:tc>
+          <w:tcPr>
+            <w:tcW w:type="dxa" w:w="1531"/>
+          </w:tcPr>
+          <w:p>
+            <w:r>
+              <w:rPr>
+                <w:b/>
+                <w:i w:val="0"/>
+                <w:color w:val="16A34A"/>
+                <w:sz w:val="16"/>
+              </w:rPr>
+              <w:t>—</w:t>
+            </w:r>
+          </w:p>
+        </w:tc>
+        <w:tc>
+          <w:tcPr>
+            <w:tcW w:type="dxa" w:w="1191"/>
+          </w:tcPr>
+          <w:p>
+            <w:r>
+              <w:rPr>
+                <w:b w:val="0"/>
+                <w:i w:val="0"/>
+                <w:color w:val="64748B"/>
+                <w:sz w:val="16"/>
+              </w:rPr>
+              <w:t>GT-CQ</w:t>
+            </w:r>
+          </w:p>
+        </w:tc>
+        <w:tc>
+          <w:tcPr>
+            <w:tcW w:type="dxa" w:w="4706"/>
+          </w:tcPr>
+          <w:p>
+            <w:r>
+              <w:rPr>
+                <w:b w:val="0"/>
+                <w:i w:val="0"/>
+                <w:sz w:val="17"/>
+              </w:rPr>
+              <w:t>Prière de verifier l'information donnée par Diouma ba ou corriger au niveau de la section 1.</w:t>
+            </w:r>
+          </w:p>
+        </w:tc>
+      </w:tr>
+      <w:tr>
+        <w:tc>
+          <w:tcPr>
+            <w:tcW w:type="dxa" w:w="964"/>
+          </w:tcPr>
+          <w:p>
+            <w:r>
+              <w:rPr>
+                <w:b/>
+                <w:i w:val="0"/>
+                <w:color w:val="EA580C"/>
+                <w:sz w:val="16"/>
+              </w:rPr>
+              <w:t>Moyenne</w:t>
+            </w:r>
+          </w:p>
+        </w:tc>
+        <w:tc>
+          <w:tcPr>
+            <w:tcW w:type="dxa" w:w="1247"/>
+          </w:tcPr>
+          <w:p>
+            <w:r>
+              <w:rPr>
+                <w:b/>
+                <w:i w:val="0"/>
+                <w:sz w:val="16"/>
+              </w:rPr>
+              <w:t>S01</w:t>
+              <w:br/>
+            </w:r>
+            <w:r>
+              <w:rPr>
+                <w:b w:val="0"/>
+                <w:i w:val="0"/>
+                <w:color w:val="64748B"/>
+                <w:sz w:val="14"/>
+              </w:rPr>
+              <w:t>Démographie</w:t>
+            </w:r>
+          </w:p>
+        </w:tc>
+        <w:tc>
+          <w:tcPr>
+            <w:tcW w:type="dxa" w:w="1531"/>
+          </w:tcPr>
+          <w:p>
+            <w:r>
+              <w:rPr>
+                <w:b/>
+                <w:i w:val="0"/>
+                <w:color w:val="16A34A"/>
+                <w:sz w:val="16"/>
+              </w:rPr>
+              <w:t>—</w:t>
+            </w:r>
+          </w:p>
+        </w:tc>
+        <w:tc>
+          <w:tcPr>
+            <w:tcW w:type="dxa" w:w="1191"/>
+          </w:tcPr>
+          <w:p>
+            <w:r>
+              <w:rPr>
+                <w:b w:val="0"/>
+                <w:i w:val="0"/>
+                <w:color w:val="64748B"/>
+                <w:sz w:val="16"/>
+              </w:rPr>
+              <w:t>GT-CQ</w:t>
+            </w:r>
+          </w:p>
+        </w:tc>
+        <w:tc>
+          <w:tcPr>
+            <w:tcW w:type="dxa" w:w="4706"/>
+          </w:tcPr>
+          <w:p>
+            <w:r>
+              <w:rPr>
+                <w:b w:val="0"/>
+                <w:i w:val="0"/>
+                <w:sz w:val="17"/>
+              </w:rPr>
+              <w:t>Prière de verifier l'information donnée par samba sow ou corriger au niveau de la section 1.</w:t>
+            </w:r>
+          </w:p>
+        </w:tc>
+      </w:tr>
+      <w:tr>
+        <w:tc>
+          <w:tcPr>
+            <w:tcW w:type="dxa" w:w="964"/>
+          </w:tcPr>
+          <w:p>
+            <w:r>
+              <w:rPr>
+                <w:b/>
+                <w:i w:val="0"/>
+                <w:color w:val="EA580C"/>
+                <w:sz w:val="16"/>
+              </w:rPr>
+              <w:t>Moyenne</w:t>
+            </w:r>
+          </w:p>
+        </w:tc>
+        <w:tc>
+          <w:tcPr>
+            <w:tcW w:type="dxa" w:w="1247"/>
+          </w:tcPr>
+          <w:p>
+            <w:r>
+              <w:rPr>
+                <w:b/>
+                <w:i w:val="0"/>
+                <w:sz w:val="16"/>
+              </w:rPr>
               <w:t>S02</w:t>
               <w:br/>
             </w:r>
@@ -1084,7 +1894,7 @@
                 <w:color w:val="16A34A"/>
                 <w:sz w:val="16"/>
               </w:rPr>
-              <w:t>—</w:t>
+              <w:t>s01q25, s01q29, s01q30, s04q46, s01q00b</w:t>
             </w:r>
           </w:p>
         </w:tc>
@@ -1115,7 +1925,7 @@
                 <w:i w:val="0"/>
                 <w:sz w:val="17"/>
               </w:rPr>
-              <w:t>Incohérence!!! seulement les écoles privées paient les frais de scolarité (y compris les frais d'inscription).</w:t>
+              <w:t>Il manque des informations non renseignées de samba sow , prière de renseignés toutes les questions liées à samba sow .</w:t>
             </w:r>
           </w:p>
         </w:tc>
@@ -1130,10 +1940,10 @@
               <w:rPr>
                 <w:b/>
                 <w:i w:val="0"/>
-                <w:color w:val="DC2626"/>
-                <w:sz w:val="16"/>
-              </w:rPr>
-              <w:t>Haute</w:t>
+                <w:color w:val="EA580C"/>
+                <w:sz w:val="16"/>
+              </w:rPr>
+              <w:t>Moyenne</w:t>
             </w:r>
           </w:p>
         </w:tc>
@@ -1174,7 +1984,7 @@
                 <w:color w:val="16A34A"/>
                 <w:sz w:val="16"/>
               </w:rPr>
-              <w:t>s00q10, s01q35, s01q36, s01q37, s02q04, s02q15, s01q00b, s02q17_code</w:t>
+              <w:t>s02q08</w:t>
             </w:r>
           </w:p>
         </w:tc>
@@ -1190,7 +2000,7 @@
                 <w:color w:val="64748B"/>
                 <w:sz w:val="16"/>
               </w:rPr>
-              <w:t>GT-CQ</w:t>
+              <w:t>Natif SuSo</w:t>
             </w:r>
           </w:p>
         </w:tc>
@@ -1205,7 +2015,7 @@
                 <w:i w:val="0"/>
                 <w:sz w:val="17"/>
               </w:rPr>
-              <w:t>Avertissement!!! L'âge (31 ans) de Aminata ka avec son niveau d'étude (1ére année Secondaire 2 Général) semble incoherent, veuillez confirmer cette information avec le QG ou corriger l'incohérence.</w:t>
+              <w:t>Valeur renseignée peu plausible. Veuillez vérifier</w:t>
             </w:r>
           </w:p>
         </w:tc>
@@ -1220,10 +2030,550 @@
               <w:rPr>
                 <w:b/>
                 <w:i w:val="0"/>
-                <w:color w:val="DC2626"/>
-                <w:sz w:val="16"/>
-              </w:rPr>
-              <w:t>Haute</w:t>
+                <w:color w:val="EA580C"/>
+                <w:sz w:val="16"/>
+              </w:rPr>
+              <w:t>Moyenne</w:t>
+            </w:r>
+          </w:p>
+        </w:tc>
+        <w:tc>
+          <w:tcPr>
+            <w:tcW w:type="dxa" w:w="1247"/>
+          </w:tcPr>
+          <w:p>
+            <w:r>
+              <w:rPr>
+                <w:b/>
+                <w:i w:val="0"/>
+                <w:sz w:val="16"/>
+              </w:rPr>
+              <w:t>S03</w:t>
+              <w:br/>
+            </w:r>
+            <w:r>
+              <w:rPr>
+                <w:b w:val="0"/>
+                <w:i w:val="0"/>
+                <w:color w:val="64748B"/>
+                <w:sz w:val="14"/>
+              </w:rPr>
+              <w:t>Santé</w:t>
+            </w:r>
+          </w:p>
+        </w:tc>
+        <w:tc>
+          <w:tcPr>
+            <w:tcW w:type="dxa" w:w="1531"/>
+          </w:tcPr>
+          <w:p>
+            <w:r>
+              <w:rPr>
+                <w:b/>
+                <w:i w:val="0"/>
+                <w:color w:val="16A34A"/>
+                <w:sz w:val="16"/>
+              </w:rPr>
+              <w:t>s01q41a, s02q20, s02q22, s03q07, s03q02, s01q00b, s03q02_autre</w:t>
+            </w:r>
+          </w:p>
+        </w:tc>
+        <w:tc>
+          <w:tcPr>
+            <w:tcW w:type="dxa" w:w="1191"/>
+          </w:tcPr>
+          <w:p>
+            <w:r>
+              <w:rPr>
+                <w:b w:val="0"/>
+                <w:i w:val="0"/>
+                <w:color w:val="64748B"/>
+                <w:sz w:val="16"/>
+              </w:rPr>
+              <w:t>GT-CQ</w:t>
+            </w:r>
+          </w:p>
+        </w:tc>
+        <w:tc>
+          <w:tcPr>
+            <w:tcW w:type="dxa" w:w="4706"/>
+          </w:tcPr>
+          <w:p>
+            <w:r>
+              <w:rPr>
+                <w:b w:val="0"/>
+                <w:i w:val="0"/>
+                <w:sz w:val="17"/>
+              </w:rPr>
+              <w:t>Le moyen principal que Aminata ka utilise pour se protéger des piqûres de moustiques en dehors de la moustiquaire est ventilateur, prière de prendre attache avec le QG pour plus d'explication afin de le classer bien.</w:t>
+            </w:r>
+          </w:p>
+        </w:tc>
+      </w:tr>
+      <w:tr>
+        <w:tc>
+          <w:tcPr>
+            <w:tcW w:type="dxa" w:w="964"/>
+          </w:tcPr>
+          <w:p>
+            <w:r>
+              <w:rPr>
+                <w:b/>
+                <w:i w:val="0"/>
+                <w:color w:val="EA580C"/>
+                <w:sz w:val="16"/>
+              </w:rPr>
+              <w:t>Moyenne</w:t>
+            </w:r>
+          </w:p>
+        </w:tc>
+        <w:tc>
+          <w:tcPr>
+            <w:tcW w:type="dxa" w:w="1247"/>
+          </w:tcPr>
+          <w:p>
+            <w:r>
+              <w:rPr>
+                <w:b/>
+                <w:i w:val="0"/>
+                <w:sz w:val="16"/>
+              </w:rPr>
+              <w:t>S03</w:t>
+              <w:br/>
+            </w:r>
+            <w:r>
+              <w:rPr>
+                <w:b w:val="0"/>
+                <w:i w:val="0"/>
+                <w:color w:val="64748B"/>
+                <w:sz w:val="14"/>
+              </w:rPr>
+              <w:t>Santé</w:t>
+            </w:r>
+          </w:p>
+        </w:tc>
+        <w:tc>
+          <w:tcPr>
+            <w:tcW w:type="dxa" w:w="1531"/>
+          </w:tcPr>
+          <w:p>
+            <w:r>
+              <w:rPr>
+                <w:b/>
+                <w:i w:val="0"/>
+                <w:color w:val="16A34A"/>
+                <w:sz w:val="16"/>
+              </w:rPr>
+              <w:t>s01q41a, s02q20, s02q22, s03q07, s03q02, s01q00b, s03q02_autre</w:t>
+            </w:r>
+          </w:p>
+        </w:tc>
+        <w:tc>
+          <w:tcPr>
+            <w:tcW w:type="dxa" w:w="1191"/>
+          </w:tcPr>
+          <w:p>
+            <w:r>
+              <w:rPr>
+                <w:b w:val="0"/>
+                <w:i w:val="0"/>
+                <w:color w:val="64748B"/>
+                <w:sz w:val="16"/>
+              </w:rPr>
+              <w:t>GT-CQ</w:t>
+            </w:r>
+          </w:p>
+        </w:tc>
+        <w:tc>
+          <w:tcPr>
+            <w:tcW w:type="dxa" w:w="4706"/>
+          </w:tcPr>
+          <w:p>
+            <w:r>
+              <w:rPr>
+                <w:b w:val="0"/>
+                <w:i w:val="0"/>
+                <w:sz w:val="17"/>
+              </w:rPr>
+              <w:t>Le moyen principal que Diouma ba utilise pour se protéger des piqûres de moustiques en dehors de la moustiquaire est Ventilateur, prière de prendre attache avec le QG pour plus d'explication afin de le classer bien.</w:t>
+            </w:r>
+          </w:p>
+        </w:tc>
+      </w:tr>
+      <w:tr>
+        <w:tc>
+          <w:tcPr>
+            <w:tcW w:type="dxa" w:w="964"/>
+          </w:tcPr>
+          <w:p>
+            <w:r>
+              <w:rPr>
+                <w:b/>
+                <w:i w:val="0"/>
+                <w:color w:val="EA580C"/>
+                <w:sz w:val="16"/>
+              </w:rPr>
+              <w:t>Moyenne</w:t>
+            </w:r>
+          </w:p>
+        </w:tc>
+        <w:tc>
+          <w:tcPr>
+            <w:tcW w:type="dxa" w:w="1247"/>
+          </w:tcPr>
+          <w:p>
+            <w:r>
+              <w:rPr>
+                <w:b/>
+                <w:i w:val="0"/>
+                <w:sz w:val="16"/>
+              </w:rPr>
+              <w:t>S03</w:t>
+              <w:br/>
+            </w:r>
+            <w:r>
+              <w:rPr>
+                <w:b w:val="0"/>
+                <w:i w:val="0"/>
+                <w:color w:val="64748B"/>
+                <w:sz w:val="14"/>
+              </w:rPr>
+              <w:t>Santé</w:t>
+            </w:r>
+          </w:p>
+        </w:tc>
+        <w:tc>
+          <w:tcPr>
+            <w:tcW w:type="dxa" w:w="1531"/>
+          </w:tcPr>
+          <w:p>
+            <w:r>
+              <w:rPr>
+                <w:b/>
+                <w:i w:val="0"/>
+                <w:color w:val="16A34A"/>
+                <w:sz w:val="16"/>
+              </w:rPr>
+              <w:t>s01q41a, s02q20, s02q22, s03q07, s03q02, s01q00b, s03q02_autre</w:t>
+            </w:r>
+          </w:p>
+        </w:tc>
+        <w:tc>
+          <w:tcPr>
+            <w:tcW w:type="dxa" w:w="1191"/>
+          </w:tcPr>
+          <w:p>
+            <w:r>
+              <w:rPr>
+                <w:b w:val="0"/>
+                <w:i w:val="0"/>
+                <w:color w:val="64748B"/>
+                <w:sz w:val="16"/>
+              </w:rPr>
+              <w:t>GT-CQ</w:t>
+            </w:r>
+          </w:p>
+        </w:tc>
+        <w:tc>
+          <w:tcPr>
+            <w:tcW w:type="dxa" w:w="4706"/>
+          </w:tcPr>
+          <w:p>
+            <w:r>
+              <w:rPr>
+                <w:b w:val="0"/>
+                <w:i w:val="0"/>
+                <w:sz w:val="17"/>
+              </w:rPr>
+              <w:t>Le moyen principal que samba sow utilise pour se protéger des piqûres de moustiques en dehors de la moustiquaire est ventilateur, prière de prendre attache avec le QG pour plus d'explication afin de le classer bien.</w:t>
+            </w:r>
+          </w:p>
+        </w:tc>
+      </w:tr>
+      <w:tr>
+        <w:tc>
+          <w:tcPr>
+            <w:tcW w:type="dxa" w:w="964"/>
+          </w:tcPr>
+          <w:p>
+            <w:r>
+              <w:rPr>
+                <w:b/>
+                <w:i w:val="0"/>
+                <w:color w:val="EA580C"/>
+                <w:sz w:val="16"/>
+              </w:rPr>
+              <w:t>Moyenne</w:t>
+            </w:r>
+          </w:p>
+        </w:tc>
+        <w:tc>
+          <w:tcPr>
+            <w:tcW w:type="dxa" w:w="1247"/>
+          </w:tcPr>
+          <w:p>
+            <w:r>
+              <w:rPr>
+                <w:b/>
+                <w:i w:val="0"/>
+                <w:sz w:val="16"/>
+              </w:rPr>
+              <w:t>S04</w:t>
+              <w:br/>
+            </w:r>
+            <w:r>
+              <w:rPr>
+                <w:b w:val="0"/>
+                <w:i w:val="0"/>
+                <w:color w:val="64748B"/>
+                <w:sz w:val="14"/>
+              </w:rPr>
+              <w:t>Emploi</w:t>
+            </w:r>
+          </w:p>
+        </w:tc>
+        <w:tc>
+          <w:tcPr>
+            <w:tcW w:type="dxa" w:w="1531"/>
+          </w:tcPr>
+          <w:p>
+            <w:r>
+              <w:rPr>
+                <w:b/>
+                <w:i w:val="0"/>
+                <w:color w:val="16A34A"/>
+                <w:sz w:val="16"/>
+              </w:rPr>
+              <w:t>s04q01, s04q02, s04q03, s04q04, s04q05, s04q06, s04q07, s04q08</w:t>
+            </w:r>
+          </w:p>
+        </w:tc>
+        <w:tc>
+          <w:tcPr>
+            <w:tcW w:type="dxa" w:w="1191"/>
+          </w:tcPr>
+          <w:p>
+            <w:r>
+              <w:rPr>
+                <w:b w:val="0"/>
+                <w:i w:val="0"/>
+                <w:color w:val="64748B"/>
+                <w:sz w:val="16"/>
+              </w:rPr>
+              <w:t>GT-CQ</w:t>
+            </w:r>
+          </w:p>
+        </w:tc>
+        <w:tc>
+          <w:tcPr>
+            <w:tcW w:type="dxa" w:w="4706"/>
+          </w:tcPr>
+          <w:p>
+            <w:r>
+              <w:rPr>
+                <w:b w:val="0"/>
+                <w:i w:val="0"/>
+                <w:sz w:val="17"/>
+              </w:rPr>
+              <w:t>pour Adama ka semble très élevés, prière de corriger ou confirmer avec le QG (s04q01 s04q02 s04q03 s04q04 s04q05 s04q06 s04q07 s04q08).</w:t>
+            </w:r>
+          </w:p>
+        </w:tc>
+      </w:tr>
+      <w:tr>
+        <w:tc>
+          <w:tcPr>
+            <w:tcW w:type="dxa" w:w="964"/>
+          </w:tcPr>
+          <w:p>
+            <w:r>
+              <w:rPr>
+                <w:b/>
+                <w:i w:val="0"/>
+                <w:color w:val="EA580C"/>
+                <w:sz w:val="16"/>
+              </w:rPr>
+              <w:t>Moyenne</w:t>
+            </w:r>
+          </w:p>
+        </w:tc>
+        <w:tc>
+          <w:tcPr>
+            <w:tcW w:type="dxa" w:w="1247"/>
+          </w:tcPr>
+          <w:p>
+            <w:r>
+              <w:rPr>
+                <w:b/>
+                <w:i w:val="0"/>
+                <w:sz w:val="16"/>
+              </w:rPr>
+              <w:t>S04</w:t>
+              <w:br/>
+            </w:r>
+            <w:r>
+              <w:rPr>
+                <w:b w:val="0"/>
+                <w:i w:val="0"/>
+                <w:color w:val="64748B"/>
+                <w:sz w:val="14"/>
+              </w:rPr>
+              <w:t>Emploi</w:t>
+            </w:r>
+          </w:p>
+        </w:tc>
+        <w:tc>
+          <w:tcPr>
+            <w:tcW w:type="dxa" w:w="1531"/>
+          </w:tcPr>
+          <w:p>
+            <w:r>
+              <w:rPr>
+                <w:b/>
+                <w:i w:val="0"/>
+                <w:color w:val="16A34A"/>
+                <w:sz w:val="16"/>
+              </w:rPr>
+              <w:t>—</w:t>
+            </w:r>
+          </w:p>
+        </w:tc>
+        <w:tc>
+          <w:tcPr>
+            <w:tcW w:type="dxa" w:w="1191"/>
+          </w:tcPr>
+          <w:p>
+            <w:r>
+              <w:rPr>
+                <w:b w:val="0"/>
+                <w:i w:val="0"/>
+                <w:color w:val="64748B"/>
+                <w:sz w:val="16"/>
+              </w:rPr>
+              <w:t>GT-CQ</w:t>
+            </w:r>
+          </w:p>
+        </w:tc>
+        <w:tc>
+          <w:tcPr>
+            <w:tcW w:type="dxa" w:w="4706"/>
+          </w:tcPr>
+          <w:p>
+            <w:r>
+              <w:rPr>
+                <w:b w:val="0"/>
+                <w:i w:val="0"/>
+                <w:sz w:val="17"/>
+              </w:rPr>
+              <w:t>Attention ! Le nombre de jours (4 jours) que Oumar ba a travaillés par mois semble être inférieur à 15.</w:t>
+            </w:r>
+          </w:p>
+        </w:tc>
+      </w:tr>
+      <w:tr>
+        <w:tc>
+          <w:tcPr>
+            <w:tcW w:type="dxa" w:w="964"/>
+          </w:tcPr>
+          <w:p>
+            <w:r>
+              <w:rPr>
+                <w:b/>
+                <w:i w:val="0"/>
+                <w:color w:val="EA580C"/>
+                <w:sz w:val="16"/>
+              </w:rPr>
+              <w:t>Moyenne</w:t>
+            </w:r>
+          </w:p>
+        </w:tc>
+        <w:tc>
+          <w:tcPr>
+            <w:tcW w:type="dxa" w:w="1247"/>
+          </w:tcPr>
+          <w:p>
+            <w:r>
+              <w:rPr>
+                <w:b/>
+                <w:i w:val="0"/>
+                <w:sz w:val="16"/>
+              </w:rPr>
+              <w:t>S04</w:t>
+              <w:br/>
+            </w:r>
+            <w:r>
+              <w:rPr>
+                <w:b w:val="0"/>
+                <w:i w:val="0"/>
+                <w:color w:val="64748B"/>
+                <w:sz w:val="14"/>
+              </w:rPr>
+              <w:t>Emploi</w:t>
+            </w:r>
+          </w:p>
+        </w:tc>
+        <w:tc>
+          <w:tcPr>
+            <w:tcW w:type="dxa" w:w="1531"/>
+          </w:tcPr>
+          <w:p>
+            <w:r>
+              <w:rPr>
+                <w:b/>
+                <w:i w:val="0"/>
+                <w:color w:val="16A34A"/>
+                <w:sz w:val="16"/>
+              </w:rPr>
+              <w:t>—</w:t>
+            </w:r>
+          </w:p>
+        </w:tc>
+        <w:tc>
+          <w:tcPr>
+            <w:tcW w:type="dxa" w:w="1191"/>
+          </w:tcPr>
+          <w:p>
+            <w:r>
+              <w:rPr>
+                <w:b w:val="0"/>
+                <w:i w:val="0"/>
+                <w:color w:val="64748B"/>
+                <w:sz w:val="16"/>
+              </w:rPr>
+              <w:t>GT-CQ</w:t>
+            </w:r>
+          </w:p>
+        </w:tc>
+        <w:tc>
+          <w:tcPr>
+            <w:tcW w:type="dxa" w:w="4706"/>
+          </w:tcPr>
+          <w:p>
+            <w:r>
+              <w:rPr>
+                <w:b w:val="0"/>
+                <w:i w:val="0"/>
+                <w:sz w:val="17"/>
+              </w:rPr>
+              <w:t>Veuillez, s'il vous plaît, confirmer cette information.</w:t>
+            </w:r>
+          </w:p>
+        </w:tc>
+      </w:tr>
+      <w:tr>
+        <w:tc>
+          <w:tcPr>
+            <w:tcW w:type="dxa" w:w="964"/>
+          </w:tcPr>
+          <w:p>
+            <w:r>
+              <w:rPr>
+                <w:b/>
+                <w:i w:val="0"/>
+                <w:color w:val="EA580C"/>
+                <w:sz w:val="16"/>
+              </w:rPr>
+              <w:t>Moyenne</w:t>
             </w:r>
           </w:p>
         </w:tc>
@@ -1264,7 +2614,7 @@
                 <w:color w:val="16A34A"/>
                 <w:sz w:val="16"/>
               </w:rPr>
-              <w:t>s00q27, s01q00a, s01q12, s01q13, s02q04, s03q11, s03q12, s01q01</w:t>
+              <w:t>—</w:t>
             </w:r>
           </w:p>
         </w:tc>
@@ -1295,7 +2645,7 @@
                 <w:i w:val="0"/>
                 <w:sz w:val="17"/>
               </w:rPr>
-              <w:t>Avertissement!!! Le ménage a consommé 100 Cuillère de Tres petit de Beurre  ce qui semble incoherent pour une consommation aucours des 7 derniers jours, prière de verifier et corriger.</w:t>
+              <w:t>Attention ! Soupçons de quantité anormale! Le ménage de OUMAR BA avec une taille de 7 personnes a consommé 3 Sachets en Petit de Soumbala/ poudre  (nététou) qui est relativement élevé comme consommation par rapport à la condition de vie des autres ménages de même taille dans cette zone.</w:t>
             </w:r>
           </w:p>
         </w:tc>
@@ -1310,10 +2660,10 @@
               <w:rPr>
                 <w:b/>
                 <w:i w:val="0"/>
-                <w:color w:val="DC2626"/>
-                <w:sz w:val="16"/>
-              </w:rPr>
-              <w:t>Haute</w:t>
+                <w:color w:val="EA580C"/>
+                <w:sz w:val="16"/>
+              </w:rPr>
+              <w:t>Moyenne</w:t>
             </w:r>
           </w:p>
         </w:tc>
@@ -1328,7 +2678,7 @@
                 <w:i w:val="0"/>
                 <w:sz w:val="16"/>
               </w:rPr>
-              <w:t>S20</w:t>
+              <w:t>S07</w:t>
               <w:br/>
             </w:r>
             <w:r>
@@ -1338,7 +2688,7 @@
                 <w:color w:val="64748B"/>
                 <w:sz w:val="14"/>
               </w:rPr>
-              <w:t>Gouvernance / autres</w:t>
+              <w:t>Consommation alimentaire</w:t>
             </w:r>
           </w:p>
         </w:tc>
@@ -1385,7 +2735,7 @@
                 <w:i w:val="0"/>
                 <w:sz w:val="17"/>
               </w:rPr>
-              <w:t>Incohérence détectée ! Le ménage a précédemment déclaré vivre « Bien » ou « Assez bien » selon son revenu en 20A.02.</w:t>
+              <w:t>Prière de corriger ou de confirmer avec le QG.</w:t>
             </w:r>
           </w:p>
         </w:tc>
@@ -1418,7 +2768,7 @@
                 <w:i w:val="0"/>
                 <w:sz w:val="16"/>
               </w:rPr>
-              <w:t>S00</w:t>
+              <w:t>S09</w:t>
               <w:br/>
             </w:r>
             <w:r>
@@ -1428,7 +2778,7 @@
                 <w:color w:val="64748B"/>
                 <w:sz w:val="14"/>
               </w:rPr>
-              <w:t>Identification</w:t>
+              <w:t>Dépenses non alimentaires</w:t>
             </w:r>
           </w:p>
         </w:tc>
@@ -1444,7 +2794,7 @@
                 <w:color w:val="16A34A"/>
                 <w:sz w:val="16"/>
               </w:rPr>
-              <w:t>s00q27</w:t>
+              <w:t>—</w:t>
             </w:r>
           </w:p>
         </w:tc>
@@ -1475,7 +2825,7 @@
                 <w:i w:val="0"/>
                 <w:sz w:val="17"/>
               </w:rPr>
-              <w:t>Le questionnaire semble ne pas être complètement fini mais le questionnaire est en statut complet, prière de compléter le questionnaire.</w:t>
+              <w:t>Attention ! La dépense totale du ménage de OUMAR BA (1382300 Fcfa) de la fête de Mariage est relativement élevé.</w:t>
             </w:r>
           </w:p>
         </w:tc>
@@ -1508,7 +2858,7 @@
                 <w:i w:val="0"/>
                 <w:sz w:val="16"/>
               </w:rPr>
-              <w:t>S00</w:t>
+              <w:t>S09</w:t>
               <w:br/>
             </w:r>
             <w:r>
@@ -1518,7 +2868,7 @@
                 <w:color w:val="64748B"/>
                 <w:sz w:val="14"/>
               </w:rPr>
-              <w:t>Identification</w:t>
+              <w:t>Dépenses non alimentaires</w:t>
             </w:r>
           </w:p>
         </w:tc>
@@ -1565,7 +2915,7 @@
                 <w:i w:val="0"/>
                 <w:sz w:val="17"/>
               </w:rPr>
-              <w:t>Il est obligatoire de prendre les coordonnées Gps avant d'administrer le questionnaire.</w:t>
+              <w:t>Prière de corriger ou de confirmer avec le QG.</w:t>
             </w:r>
           </w:p>
         </w:tc>
@@ -1598,7 +2948,7 @@
                 <w:i w:val="0"/>
                 <w:sz w:val="16"/>
               </w:rPr>
-              <w:t>S00</w:t>
+              <w:t>S09</w:t>
               <w:br/>
             </w:r>
             <w:r>
@@ -1608,7 +2958,7 @@
                 <w:color w:val="64748B"/>
                 <w:sz w:val="14"/>
               </w:rPr>
-              <w:t>Identification</w:t>
+              <w:t>Dépenses non alimentaires</w:t>
             </w:r>
           </w:p>
         </w:tc>
@@ -1655,7 +3005,7 @@
                 <w:i w:val="0"/>
                 <w:sz w:val="17"/>
               </w:rPr>
-              <w:t>Prière de prendre les coordonnées GPS.</w:t>
+              <w:t>Attention ! La dépense totale du ménage de OUMAR BA (14500 Fcfa) de la fête de Nouvel an 2026 est relativement élevé.</w:t>
             </w:r>
           </w:p>
         </w:tc>
@@ -1688,7 +3038,7 @@
                 <w:i w:val="0"/>
                 <w:sz w:val="16"/>
               </w:rPr>
-              <w:t>S00</w:t>
+              <w:t>S09</w:t>
               <w:br/>
             </w:r>
             <w:r>
@@ -1698,7 +3048,7 @@
                 <w:color w:val="64748B"/>
                 <w:sz w:val="14"/>
               </w:rPr>
-              <w:t>Identification</w:t>
+              <w:t>Dépenses non alimentaires</w:t>
             </w:r>
           </w:p>
         </w:tc>
@@ -1745,7 +3095,7 @@
                 <w:i w:val="0"/>
                 <w:sz w:val="17"/>
               </w:rPr>
-              <w:t>L'adresse ou la localisation du ménage doit être bien renseignée, ne doit pas contenir des numéros de téléphone et elle semble courte pour être une adresse.</w:t>
+              <w:t>Attention ! La dépense du ménage de OUMAR BA (1000 Fcfa) au cours de 30 derniers jours de Frais de ramassage des ordures ménagères est relativement élevé.</w:t>
             </w:r>
           </w:p>
         </w:tc>
@@ -1778,7 +3128,7 @@
                 <w:i w:val="0"/>
                 <w:sz w:val="16"/>
               </w:rPr>
-              <w:t>S00</w:t>
+              <w:t>S09</w:t>
               <w:br/>
             </w:r>
             <w:r>
@@ -1788,7 +3138,7 @@
                 <w:color w:val="64748B"/>
                 <w:sz w:val="14"/>
               </w:rPr>
-              <w:t>Identification</w:t>
+              <w:t>Dépenses non alimentaires</w:t>
             </w:r>
           </w:p>
         </w:tc>
@@ -1835,7 +3185,7 @@
                 <w:i w:val="0"/>
                 <w:sz w:val="17"/>
               </w:rPr>
-              <w:t>Prière de renseigner la bonne adresse.</w:t>
+              <w:t>Prière de corriger ou de confirmer avec le QG.</w:t>
             </w:r>
           </w:p>
         </w:tc>
@@ -1868,7 +3218,7 @@
                 <w:i w:val="0"/>
                 <w:sz w:val="16"/>
               </w:rPr>
-              <w:t>S01</w:t>
+              <w:t>S09</w:t>
               <w:br/>
             </w:r>
             <w:r>
@@ -1878,7 +3228,7 @@
                 <w:color w:val="64748B"/>
                 <w:sz w:val="14"/>
               </w:rPr>
-              <w:t>Démographie</w:t>
+              <w:t>Dépenses non alimentaires</w:t>
             </w:r>
           </w:p>
         </w:tc>
@@ -1925,7 +3275,7 @@
                 <w:i w:val="0"/>
                 <w:sz w:val="17"/>
               </w:rPr>
-              <w:t>Prière de verifier l'information donnée par Diouma ba ou corriger au niveau de la section 1.</w:t>
+              <w:t>Attention ! La dépense du ménage de OUMAR BA (600 Fcfa) au cours de 30 derniers jours de Frais de mouture des céréales est relativement élevé.</w:t>
             </w:r>
           </w:p>
         </w:tc>
@@ -1958,7 +3308,7 @@
                 <w:i w:val="0"/>
                 <w:sz w:val="16"/>
               </w:rPr>
-              <w:t>S01</w:t>
+              <w:t>S09</w:t>
               <w:br/>
             </w:r>
             <w:r>
@@ -1968,7 +3318,7 @@
                 <w:color w:val="64748B"/>
                 <w:sz w:val="14"/>
               </w:rPr>
-              <w:t>Démographie</w:t>
+              <w:t>Dépenses non alimentaires</w:t>
             </w:r>
           </w:p>
         </w:tc>
@@ -2015,7 +3365,7 @@
                 <w:i w:val="0"/>
                 <w:sz w:val="17"/>
               </w:rPr>
-              <w:t>Prière de verifier l'information donnée par samba sow ou corriger au niveau de la section 1.</w:t>
+              <w:t>Attention ! La dépense du ménage de OUMAR BA (1000 Fcfa) au cours de 3 derniers mois de Autres services récréatifs: services de photographe (développement, tirage), photo d'identité, etc est relativement élevé.</w:t>
             </w:r>
           </w:p>
         </w:tc>
@@ -2048,7 +3398,7 @@
                 <w:i w:val="0"/>
                 <w:sz w:val="16"/>
               </w:rPr>
-              <w:t>S02</w:t>
+              <w:t>S09</w:t>
               <w:br/>
             </w:r>
             <w:r>
@@ -2058,7 +3408,7 @@
                 <w:color w:val="64748B"/>
                 <w:sz w:val="14"/>
               </w:rPr>
-              <w:t>Éducation</w:t>
+              <w:t>Dépenses non alimentaires</w:t>
             </w:r>
           </w:p>
         </w:tc>
@@ -2105,7 +3455,7 @@
                 <w:i w:val="0"/>
                 <w:sz w:val="17"/>
               </w:rPr>
-              <w:t>veuillez, s'il vous plait, confirmer la cotisation ( 6000 FCFA) payée de Diouma ba avec le QG ou apporter les corrections nécessaires.</w:t>
+              <w:t>Prière de corriger ou de confirmer avec le QG.</w:t>
             </w:r>
           </w:p>
         </w:tc>
@@ -2138,7 +3488,7 @@
                 <w:i w:val="0"/>
                 <w:sz w:val="16"/>
               </w:rPr>
-              <w:t>S02</w:t>
+              <w:t>S09</w:t>
               <w:br/>
             </w:r>
             <w:r>
@@ -2148,7 +3498,7 @@
                 <w:color w:val="64748B"/>
                 <w:sz w:val="14"/>
               </w:rPr>
-              <w:t>Éducation</w:t>
+              <w:t>Dépenses non alimentaires</w:t>
             </w:r>
           </w:p>
         </w:tc>
@@ -2195,7 +3545,7 @@
                 <w:i w:val="0"/>
                 <w:sz w:val="17"/>
               </w:rPr>
-              <w:t>veuillez, s'il vous plait, confirmer les frais de scolarité ( 7000 FCFA) payée de Aissata ka avec le QG ou apporter les corrections nécessaires.</w:t>
+              <w:t>Attention ! La dépense du ménage de OUMAR BA (1800 Fcfa) au cours de 3 derniers mois de Frais d'entretien et de réparation de chaussures: cirage, ressemelage, etc est relativement élevé.</w:t>
             </w:r>
           </w:p>
         </w:tc>
@@ -2228,7 +3578,7 @@
                 <w:i w:val="0"/>
                 <w:sz w:val="16"/>
               </w:rPr>
-              <w:t>S02</w:t>
+              <w:t>S09</w:t>
               <w:br/>
             </w:r>
             <w:r>
@@ -2238,7 +3588,7 @@
                 <w:color w:val="64748B"/>
                 <w:sz w:val="14"/>
               </w:rPr>
-              <w:t>Éducation</w:t>
+              <w:t>Dépenses non alimentaires</w:t>
             </w:r>
           </w:p>
         </w:tc>
@@ -2285,7 +3635,7 @@
                 <w:i w:val="0"/>
                 <w:sz w:val="17"/>
               </w:rPr>
-              <w:t>veuillez, s'il vous plait, confirmer les frais de scolarité ( 7000 FCFA) payée de Marame ka avec le QG ou apporter les corrections nécessaires.</w:t>
+              <w:t>Attention ! La dépense du ménage de OUMAR BA (20000 Fcfa) au cours de 3 derniers mois de Médicaments achetés en pharmacie sans ordonnance: alcool, pansements, paracétamol, médicaments les affections courantes (paludisme, toux, rhume, diarrhée/disenterie, vers intestinaux, etc.</w:t>
             </w:r>
           </w:p>
         </w:tc>
@@ -2318,7 +3668,7 @@
                 <w:i w:val="0"/>
                 <w:sz w:val="16"/>
               </w:rPr>
-              <w:t>S02</w:t>
+              <w:t>S09</w:t>
               <w:br/>
             </w:r>
             <w:r>
@@ -2328,7 +3678,7 @@
                 <w:color w:val="64748B"/>
                 <w:sz w:val="14"/>
               </w:rPr>
-              <w:t>Éducation</w:t>
+              <w:t>Dépenses non alimentaires</w:t>
             </w:r>
           </w:p>
         </w:tc>
@@ -2375,7 +3725,7 @@
                 <w:i w:val="0"/>
                 <w:sz w:val="17"/>
               </w:rPr>
-              <w:t>veuillez, s'il vous plait, confirmer les frais de scolarité ( 7000 FCFA) payée de Aminata ka avec le QG ou apporter les corrections nécessaires.</w:t>
+              <w:t>) est relativement élevé.</w:t>
             </w:r>
           </w:p>
         </w:tc>
@@ -2408,7 +3758,7 @@
                 <w:i w:val="0"/>
                 <w:sz w:val="16"/>
               </w:rPr>
-              <w:t>S02</w:t>
+              <w:t>S09</w:t>
               <w:br/>
             </w:r>
             <w:r>
@@ -2418,7 +3768,7 @@
                 <w:color w:val="64748B"/>
                 <w:sz w:val="14"/>
               </w:rPr>
-              <w:t>Éducation</w:t>
+              <w:t>Dépenses non alimentaires</w:t>
             </w:r>
           </w:p>
         </w:tc>
@@ -2434,7 +3784,7 @@
                 <w:color w:val="16A34A"/>
                 <w:sz w:val="16"/>
               </w:rPr>
-              <w:t>s01q25, s01q29, s01q30, s04q46, s01q00b</w:t>
+              <w:t>—</w:t>
             </w:r>
           </w:p>
         </w:tc>
@@ -2465,7 +3815,7 @@
                 <w:i w:val="0"/>
                 <w:sz w:val="17"/>
               </w:rPr>
-              <w:t>Il manque des informations non renseignées de samba sow , prière de renseignés toutes les questions liées à samba sow .</w:t>
+              <w:t>Peu plausible! le montant de la dépense (25400 Fcfa) pour Transport inter-localité à traction animale semble trop élevé.</w:t>
             </w:r>
           </w:p>
         </w:tc>
@@ -2498,7 +3848,7 @@
                 <w:i w:val="0"/>
                 <w:sz w:val="16"/>
               </w:rPr>
-              <w:t>S02</w:t>
+              <w:t>S09</w:t>
               <w:br/>
             </w:r>
             <w:r>
@@ -2508,7 +3858,7 @@
                 <w:color w:val="64748B"/>
                 <w:sz w:val="14"/>
               </w:rPr>
-              <w:t>Éducation</w:t>
+              <w:t>Dépenses non alimentaires</w:t>
             </w:r>
           </w:p>
         </w:tc>
@@ -2524,7 +3874,7 @@
                 <w:color w:val="16A34A"/>
                 <w:sz w:val="16"/>
               </w:rPr>
-              <w:t>s02q08</w:t>
+              <w:t>—</w:t>
             </w:r>
           </w:p>
         </w:tc>
@@ -2540,7 +3890,7 @@
                 <w:color w:val="64748B"/>
                 <w:sz w:val="16"/>
               </w:rPr>
-              <w:t>Natif SuSo</w:t>
+              <w:t>GT-CQ</w:t>
             </w:r>
           </w:p>
         </w:tc>
@@ -2555,7 +3905,7 @@
                 <w:i w:val="0"/>
                 <w:sz w:val="17"/>
               </w:rPr>
-              <w:t>Valeur renseignée peu plausible. Veuillez vérifier</w:t>
+              <w:t>Veuillez, s'il vous plaît, confirmer cette information avec le QG ou la corriger.</w:t>
             </w:r>
           </w:p>
         </w:tc>
@@ -2588,7 +3938,7 @@
                 <w:i w:val="0"/>
                 <w:sz w:val="16"/>
               </w:rPr>
-              <w:t>S03</w:t>
+              <w:t>S09</w:t>
               <w:br/>
             </w:r>
             <w:r>
@@ -2598,7 +3948,7 @@
                 <w:color w:val="64748B"/>
                 <w:sz w:val="14"/>
               </w:rPr>
-              <w:t>Santé</w:t>
+              <w:t>Dépenses non alimentaires</w:t>
             </w:r>
           </w:p>
         </w:tc>
@@ -2614,7 +3964,7 @@
                 <w:color w:val="16A34A"/>
                 <w:sz w:val="16"/>
               </w:rPr>
-              <w:t>s01q41a, s02q20, s02q22, s03q07, s03q02, s01q00b, s03q02_autre</w:t>
+              <w:t>—</w:t>
             </w:r>
           </w:p>
         </w:tc>
@@ -2645,7 +3995,7 @@
                 <w:i w:val="0"/>
                 <w:sz w:val="17"/>
               </w:rPr>
-              <w:t>Le moyen principal que Aminata ka utilise pour se protéger des piqûres de moustiques en dehors de la moustiquaire est ventilateur, prière de prendre attache avec le QG pour plus d'explication afin de le classer bien.</w:t>
+              <w:t>Attention ! La dépense du ménage de OUMAR BA (25400 Fcfa) au cours de 3 derniers mois de Transport inter-localité à traction animale est relativement élevé.</w:t>
             </w:r>
           </w:p>
         </w:tc>
@@ -2678,7 +4028,7 @@
                 <w:i w:val="0"/>
                 <w:sz w:val="16"/>
               </w:rPr>
-              <w:t>S03</w:t>
+              <w:t>S09</w:t>
               <w:br/>
             </w:r>
             <w:r>
@@ -2688,7 +4038,7 @@
                 <w:color w:val="64748B"/>
                 <w:sz w:val="14"/>
               </w:rPr>
-              <w:t>Santé</w:t>
+              <w:t>Dépenses non alimentaires</w:t>
             </w:r>
           </w:p>
         </w:tc>
@@ -2704,7 +4054,7 @@
                 <w:color w:val="16A34A"/>
                 <w:sz w:val="16"/>
               </w:rPr>
-              <w:t>s01q41a, s02q20, s02q22, s03q07, s03q02, s01q00b, s03q02_autre</w:t>
+              <w:t>—</w:t>
             </w:r>
           </w:p>
         </w:tc>
@@ -2735,7 +4085,7 @@
                 <w:i w:val="0"/>
                 <w:sz w:val="17"/>
               </w:rPr>
-              <w:t>Le moyen principal que Diouma ba utilise pour se protéger des piqûres de moustiques en dehors de la moustiquaire est Ventilateur, prière de prendre attache avec le QG pour plus d'explication afin de le classer bien.</w:t>
+              <w:t>Peu plausible! le montant de la dépense (4500 Fcfa) pour Briquet, allume gaz semble trop élevé.</w:t>
             </w:r>
           </w:p>
         </w:tc>
@@ -2768,7 +4118,7 @@
                 <w:i w:val="0"/>
                 <w:sz w:val="16"/>
               </w:rPr>
-              <w:t>S03</w:t>
+              <w:t>S09</w:t>
               <w:br/>
             </w:r>
             <w:r>
@@ -2778,7 +4128,7 @@
                 <w:color w:val="64748B"/>
                 <w:sz w:val="14"/>
               </w:rPr>
-              <w:t>Santé</w:t>
+              <w:t>Dépenses non alimentaires</w:t>
             </w:r>
           </w:p>
         </w:tc>
@@ -2794,7 +4144,7 @@
                 <w:color w:val="16A34A"/>
                 <w:sz w:val="16"/>
               </w:rPr>
-              <w:t>s01q41a, s02q20, s02q22, s03q07, s03q02, s01q00b, s03q02_autre</w:t>
+              <w:t>—</w:t>
             </w:r>
           </w:p>
         </w:tc>
@@ -2825,7 +4175,7 @@
                 <w:i w:val="0"/>
                 <w:sz w:val="17"/>
               </w:rPr>
-              <w:t>Le moyen principal que samba sow utilise pour se protéger des piqûres de moustiques en dehors de la moustiquaire est ventilateur, prière de prendre attache avec le QG pour plus d'explication afin de le classer bien.</w:t>
+              <w:t>Attention ! La dépense du ménage de OUMAR BA (4500 Fcfa) au cours de 3 derniers mois de Briquet, allume gaz est relativement élevé.</w:t>
             </w:r>
           </w:p>
         </w:tc>
@@ -2858,7 +4208,7 @@
                 <w:i w:val="0"/>
                 <w:sz w:val="16"/>
               </w:rPr>
-              <w:t>S04</w:t>
+              <w:t>S09</w:t>
               <w:br/>
             </w:r>
             <w:r>
@@ -2868,7 +4218,7 @@
                 <w:color w:val="64748B"/>
                 <w:sz w:val="14"/>
               </w:rPr>
-              <w:t>Emploi</w:t>
+              <w:t>Dépenses non alimentaires</w:t>
             </w:r>
           </w:p>
         </w:tc>
@@ -2884,7 +4234,7 @@
                 <w:color w:val="16A34A"/>
                 <w:sz w:val="16"/>
               </w:rPr>
-              <w:t>s04q01, s04q02, s04q03, s04q04, s04q05, s04q06, s04q07, s04q08</w:t>
+              <w:t>—</w:t>
             </w:r>
           </w:p>
         </w:tc>
@@ -2915,7 +4265,7 @@
                 <w:i w:val="0"/>
                 <w:sz w:val="17"/>
               </w:rPr>
-              <w:t>pour Adama ka semble très élevés, prière de corriger ou confirmer avec le QG (s04q01 s04q02 s04q03 s04q04 s04q05 s04q06 s04q07 s04q08).</w:t>
+              <w:t>Peu plausible! le montant de la dépense (4500 Fcfa) pour Brosse à dents semble trop élevé.</w:t>
             </w:r>
           </w:p>
         </w:tc>
@@ -2948,7 +4298,7 @@
                 <w:i w:val="0"/>
                 <w:sz w:val="16"/>
               </w:rPr>
-              <w:t>S04</w:t>
+              <w:t>S09</w:t>
               <w:br/>
             </w:r>
             <w:r>
@@ -2958,7 +4308,7 @@
                 <w:color w:val="64748B"/>
                 <w:sz w:val="14"/>
               </w:rPr>
-              <w:t>Emploi</w:t>
+              <w:t>Dépenses non alimentaires</w:t>
             </w:r>
           </w:p>
         </w:tc>
@@ -3005,7 +4355,7 @@
                 <w:i w:val="0"/>
                 <w:sz w:val="17"/>
               </w:rPr>
-              <w:t>Attention ! Le nombre de jours (4 jours) que Oumar ba a travaillés par mois semble être inférieur à 15.</w:t>
+              <w:t>Attention ! La dépense du ménage de OUMAR BA (4500 Fcfa) au cours de 3 derniers mois de Brosse à dents est relativement élevé.</w:t>
             </w:r>
           </w:p>
         </w:tc>
@@ -3038,7 +4388,7 @@
                 <w:i w:val="0"/>
                 <w:sz w:val="16"/>
               </w:rPr>
-              <w:t>S04</w:t>
+              <w:t>S09</w:t>
               <w:br/>
             </w:r>
             <w:r>
@@ -3048,7 +4398,7 @@
                 <w:color w:val="64748B"/>
                 <w:sz w:val="14"/>
               </w:rPr>
-              <w:t>Emploi</w:t>
+              <w:t>Dépenses non alimentaires</w:t>
             </w:r>
           </w:p>
         </w:tc>
@@ -3095,7 +4445,7 @@
                 <w:i w:val="0"/>
                 <w:sz w:val="17"/>
               </w:rPr>
-              <w:t>Veuillez, s'il vous plaît, confirmer cette information.</w:t>
+              <w:t>Attention ! La dépense du ménage de OUMAR BA (11000 Fcfa) au cours de 6 derniers mois de Sous-vêtements homme (15 ans et plus): slip, chaussettes, tee shirt et maillot de corps, etc.</w:t>
             </w:r>
           </w:p>
         </w:tc>
@@ -3128,7 +4478,7 @@
                 <w:i w:val="0"/>
                 <w:sz w:val="16"/>
               </w:rPr>
-              <w:t>S07</w:t>
+              <w:t>S09</w:t>
               <w:br/>
             </w:r>
             <w:r>
@@ -3138,7 +4488,7 @@
                 <w:color w:val="64748B"/>
                 <w:sz w:val="14"/>
               </w:rPr>
-              <w:t>Consommation alimentaire</w:t>
+              <w:t>Dépenses non alimentaires</w:t>
             </w:r>
           </w:p>
         </w:tc>
@@ -3185,7 +4535,7 @@
                 <w:i w:val="0"/>
                 <w:sz w:val="17"/>
               </w:rPr>
-              <w:t>Attention ! Soupçons de quantité anormale! Le ménage de OUMAR BA avec une taille de 7 personnes a consommé 3 Sachets en Petit de Soumbala/ poudre  (nététou) qui est relativement élevé comme consommation par rapport à la condition de vie des autres ménages de même taille dans cette zone.</w:t>
+              <w:t>est relativement élevé.</w:t>
             </w:r>
           </w:p>
         </w:tc>
@@ -3218,7 +4568,7 @@
                 <w:i w:val="0"/>
                 <w:sz w:val="16"/>
               </w:rPr>
-              <w:t>S07</w:t>
+              <w:t>S09</w:t>
               <w:br/>
             </w:r>
             <w:r>
@@ -3228,7 +4578,7 @@
                 <w:color w:val="64748B"/>
                 <w:sz w:val="14"/>
               </w:rPr>
-              <w:t>Consommation alimentaire</w:t>
+              <w:t>Dépenses non alimentaires</w:t>
             </w:r>
           </w:p>
         </w:tc>
@@ -3365,7 +4715,7 @@
                 <w:i w:val="0"/>
                 <w:sz w:val="17"/>
               </w:rPr>
-              <w:t>Attention ! La dépense totale du ménage de OUMAR BA (1382300 Fcfa) de la fête de Mariage est relativement élevé.</w:t>
+              <w:t>Attention ! La dépense du ménage de OUMAR BA (13000 Fcfa) au cours de 6 derniers mois de Frais de confection et de réparation de vêtements femme: robe, pantalon, jupe, ensemble, réparation, location, etc.</w:t>
             </w:r>
           </w:p>
         </w:tc>
@@ -3455,7 +4805,7 @@
                 <w:i w:val="0"/>
                 <w:sz w:val="17"/>
               </w:rPr>
-              <w:t>Prière de corriger ou de confirmer avec le QG.</w:t>
+              <w:t>Attention ! La dépense du ménage de OUMAR BA (25000 Fcfa) au cours de 6 derniers mois de Parfums est relativement élevé.</w:t>
             </w:r>
           </w:p>
         </w:tc>
@@ -3545,7 +4895,7 @@
                 <w:i w:val="0"/>
                 <w:sz w:val="17"/>
               </w:rPr>
-              <w:t>Attention ! La dépense totale du ménage de OUMAR BA (14500 Fcfa) de la fête de Nouvel an 2026 est relativement élevé.</w:t>
+              <w:t>Peu plausible! le montant de la dépense (143000 Fcfa) pour Transport inter-localité par voitures semble élevé.</w:t>
             </w:r>
           </w:p>
         </w:tc>
@@ -3635,7 +4985,7 @@
                 <w:i w:val="0"/>
                 <w:sz w:val="17"/>
               </w:rPr>
-              <w:t>Attention ! La dépense du ménage de OUMAR BA (1000 Fcfa) au cours de 30 derniers jours de Frais de ramassage des ordures ménagères est relativement élevé.</w:t>
+              <w:t>Veuillez, s'il vous plaît, confirmer cette information avec le QG ou la corriger.</w:t>
             </w:r>
           </w:p>
         </w:tc>
@@ -3725,7 +5075,7 @@
                 <w:i w:val="0"/>
                 <w:sz w:val="17"/>
               </w:rPr>
-              <w:t>Prière de corriger ou de confirmer avec le QG.</w:t>
+              <w:t>Attention ! La dépense du ménage de OUMAR BA (143000 Fcfa) au cours de 6 derniers mois de Transport inter-localité par voitures est relativement élevé.</w:t>
             </w:r>
           </w:p>
         </w:tc>
@@ -3784,7 +5134,7 @@
                 <w:color w:val="16A34A"/>
                 <w:sz w:val="16"/>
               </w:rPr>
-              <w:t>—</w:t>
+              <w:t>s01q23, s01q00b, s01q23_autre</w:t>
             </w:r>
           </w:p>
         </w:tc>
@@ -3815,7 +5165,7 @@
                 <w:i w:val="0"/>
                 <w:sz w:val="17"/>
               </w:rPr>
-              <w:t>Attention ! La dépense du ménage de OUMAR BA (600 Fcfa) au cours de 30 derniers jours de Frais de mouture des céréales est relativement élevé.</w:t>
+              <w:t>La dernière fois que vous avez acheté Main-d'oeuvre pour la construction et les grosses réparation de logement (maçonnerie, toiture et charpente, électricité, plomberie, menuiserie, peinture et revêtement du sol), etc est Maçon et semble exister dans les modalités, prière de prendre attache avec le QG pour plus d'explication afin de la classer bien.</w:t>
             </w:r>
           </w:p>
         </w:tc>
@@ -3905,7 +5255,7 @@
                 <w:i w:val="0"/>
                 <w:sz w:val="17"/>
               </w:rPr>
-              <w:t>Attention ! La dépense du ménage de OUMAR BA (1000 Fcfa) au cours de 3 derniers mois de Autres services récréatifs: services de photographe (développement, tirage), photo d'identité, etc est relativement élevé.</w:t>
+              <w:t>Attention ! La dépense du ménage de OUMAR BA (57000 Fcfa) au cours de 12 derniers mois de Main-d'oeuvre pour la construction et les grosses réparation de logement (maçonnerie, toiture et charpente, électricité, plomberie, menuiserie, peinture et revêtement du sol), etc est relativement élevé.</w:t>
             </w:r>
           </w:p>
         </w:tc>
@@ -4085,7 +5435,7 @@
                 <w:i w:val="0"/>
                 <w:sz w:val="17"/>
               </w:rPr>
-              <w:t>Attention ! La dépense du ménage de OUMAR BA (1800 Fcfa) au cours de 3 derniers mois de Frais d'entretien et de réparation de chaussures: cirage, ressemelage, etc est relativement élevé.</w:t>
+              <w:t>Attention ! La dépense du ménage de OUMAR BA (100000 Fcfa) au cours de 12 derniers mois de Matériaux de maçonnerie pour la construction ou les grosses réparations de logement: ciment, briques, fer à béton, sable, gravier, parpaings, etc est relativement élevé.</w:t>
             </w:r>
           </w:p>
         </w:tc>
@@ -4175,7 +5525,7 @@
                 <w:i w:val="0"/>
                 <w:sz w:val="17"/>
               </w:rPr>
-              <w:t>Attention ! La dépense du ménage de OUMAR BA (20000 Fcfa) au cours de 3 derniers mois de Médicaments achetés en pharmacie sans ordonnance: alcool, pansements, paracétamol, médicaments les affections courantes (paludisme, toux, rhume, diarrhée/disenterie, vers intestinaux, etc.</w:t>
+              <w:t>Attention ! La dépense du ménage de OUMAR BA (109900 Fcfa) au cours de 12 derniers mois de Linge de maison et articles associés (serviettes de bain, drap, couverture, couvre-lit, oreillers, moustiquaire, nattes, tapis, rideaux, éventail, etc.</w:t>
             </w:r>
           </w:p>
         </w:tc>
@@ -4355,7 +5705,7 @@
                 <w:i w:val="0"/>
                 <w:sz w:val="17"/>
               </w:rPr>
-              <w:t>Peu plausible! le montant de la dépense (25400 Fcfa) pour Transport inter-localité à traction animale semble trop élevé.</w:t>
+              <w:t>Attention ! La dépense du ménage de OUMAR BA (12000 Fcfa) au cours de 12 derniers mois de Ustensiles de cuisine: casserole, marmite, tamis local, réparation d'ustensiles de cuisine, etc est relativement élevé.</w:t>
             </w:r>
           </w:p>
         </w:tc>
@@ -4445,7 +5795,7 @@
                 <w:i w:val="0"/>
                 <w:sz w:val="17"/>
               </w:rPr>
-              <w:t>Veuillez, s'il vous plaît, confirmer cette information avec le QG ou la corriger.</w:t>
+              <w:t>Attention ! La dépense du ménage de OUMAR BA (3000 Fcfa) au cours de 12 derniers mois de Appareils de musique et d'images: radio, radio-cassette, chaîne de musique, TV, lecteur CD/DVD, MP3, MP4, caméra, camescope, etc est relativement élevé.</w:t>
             </w:r>
           </w:p>
         </w:tc>
@@ -4535,7 +5885,7 @@
                 <w:i w:val="0"/>
                 <w:sz w:val="17"/>
               </w:rPr>
-              <w:t>Attention ! La dépense du ménage de OUMAR BA (25400 Fcfa) au cours de 3 derniers mois de Transport inter-localité à traction animale est relativement élevé.</w:t>
+              <w:t>Attention ! La dépense du ménage de OUMAR BA (40000 Fcfa) au cours de 12 derniers mois de Autres ustensiles de ménage: seau, bouilloire, biberon, poubelle, tasses, cafétière non électrique, théière, calebasse, louche, jarre, canari, mortier, pilon, etc est relativement élevé.</w:t>
             </w:r>
           </w:p>
         </w:tc>
@@ -4625,7 +5975,7 @@
                 <w:i w:val="0"/>
                 <w:sz w:val="17"/>
               </w:rPr>
-              <w:t>Peu plausible! le montant de la dépense (4500 Fcfa) pour Briquet, allume gaz semble trop élevé.</w:t>
+              <w:t>Attention ! La dépense du ménage de OUMAR BA (4200 Fcfa) au cours de 12 derniers mois de Outillage de maison: outils de bricolage (marteau, tournevis, etc.); outil de jardinage (pelle, râteau, brouette, etc.); est relativement élevé.</w:t>
             </w:r>
           </w:p>
         </w:tc>
@@ -4715,7 +6065,7 @@
                 <w:i w:val="0"/>
                 <w:sz w:val="17"/>
               </w:rPr>
-              <w:t>Attention ! La dépense du ménage de OUMAR BA (4500 Fcfa) au cours de 3 derniers mois de Briquet, allume gaz est relativement élevé.</w:t>
+              <w:t>Attention ! La dépense du ménage de OUMAR BA (450000 Fcfa) au cours de 12 derniers mois de Lit, matelas, armoire et autres meubles de chambre à coucher est relativement élevé.</w:t>
             </w:r>
           </w:p>
         </w:tc>
@@ -4805,7 +6155,7 @@
                 <w:i w:val="0"/>
                 <w:sz w:val="17"/>
               </w:rPr>
-              <w:t>Peu plausible! le montant de la dépense (4500 Fcfa) pour Brosse à dents semble trop élevé.</w:t>
+              <w:t>Attention ! La dépense du ménage de OUMAR BA (6000 Fcfa) au cours de 12 derniers mois de Achat d'une lampes (lampe électrique, lampe tempête, lampe torche, etc.) est relativement élevé.</w:t>
             </w:r>
           </w:p>
         </w:tc>
@@ -4895,7 +6245,7 @@
                 <w:i w:val="0"/>
                 <w:sz w:val="17"/>
               </w:rPr>
-              <w:t>Attention ! La dépense du ménage de OUMAR BA (4500 Fcfa) au cours de 3 derniers mois de Brosse à dents est relativement élevé.</w:t>
+              <w:t>Attention ! La dépense du ménage de OUMAR BA (6000 Fcfa) au cours de 12 derniers mois de Achat de montres, réveils, etc est relativement élevé.</w:t>
             </w:r>
           </w:p>
         </w:tc>
@@ -4928,7 +6278,7 @@
                 <w:i w:val="0"/>
                 <w:sz w:val="16"/>
               </w:rPr>
-              <w:t>S09</w:t>
+              <w:t>S10</w:t>
               <w:br/>
             </w:r>
             <w:r>
@@ -4938,7 +6288,7 @@
                 <w:color w:val="64748B"/>
                 <w:sz w:val="14"/>
               </w:rPr>
-              <w:t>Dépenses non alimentaires</w:t>
+              <w:t>Logement</w:t>
             </w:r>
           </w:p>
         </w:tc>
@@ -4954,7 +6304,7 @@
                 <w:color w:val="16A34A"/>
                 <w:sz w:val="16"/>
               </w:rPr>
-              <w:t>—</w:t>
+              <w:t>s10q47, s10q46</w:t>
             </w:r>
           </w:p>
         </w:tc>
@@ -4985,7 +6335,7 @@
                 <w:i w:val="0"/>
                 <w:sz w:val="17"/>
               </w:rPr>
-              <w:t>Attention ! La dépense du ménage de OUMAR BA (11000 Fcfa) au cours de 6 derniers mois de Sous-vêtements homme (15 ans et plus): slip, chaussettes, tee shirt et maillot de corps, etc.</w:t>
+              <w:t>Le montant dépensé de L'entreprise vendeur des moutons pour l'achat de ces marchandises revendues en état, sans transformation ne peut être supérieur aux montants obtenus sur la revente de marchandises achetées et revendues en état au cours des 30 derniers jours ou durant le dernier mois où l'entreprise a fonctionné (s10q47 &gt; s10q46), prière de corriger.</w:t>
             </w:r>
           </w:p>
         </w:tc>
@@ -5018,7 +6368,7 @@
                 <w:i w:val="0"/>
                 <w:sz w:val="16"/>
               </w:rPr>
-              <w:t>S09</w:t>
+              <w:t>S10</w:t>
               <w:br/>
             </w:r>
             <w:r>
@@ -5028,7 +6378,7 @@
                 <w:color w:val="64748B"/>
                 <w:sz w:val="14"/>
               </w:rPr>
-              <w:t>Dépenses non alimentaires</w:t>
+              <w:t>Logement</w:t>
             </w:r>
           </w:p>
         </w:tc>
@@ -5044,7 +6394,7 @@
                 <w:color w:val="16A34A"/>
                 <w:sz w:val="16"/>
               </w:rPr>
-              <w:t>—</w:t>
+              <w:t>s00q07a, s00q08, s00q10, s00q13_0, s00q15_0, s00q17_0, s00q23a, s00q23b</w:t>
             </w:r>
           </w:p>
         </w:tc>
@@ -5075,1807 +6425,7 @@
                 <w:i w:val="0"/>
                 <w:sz w:val="17"/>
               </w:rPr>
-              <w:t>est relativement élevé.</w:t>
-            </w:r>
-          </w:p>
-        </w:tc>
-      </w:tr>
-      <w:tr>
-        <w:tc>
-          <w:tcPr>
-            <w:tcW w:type="dxa" w:w="964"/>
-          </w:tcPr>
-          <w:p>
-            <w:r>
-              <w:rPr>
-                <w:b/>
-                <w:i w:val="0"/>
-                <w:color w:val="EA580C"/>
-                <w:sz w:val="16"/>
-              </w:rPr>
-              <w:t>Moyenne</w:t>
-            </w:r>
-          </w:p>
-        </w:tc>
-        <w:tc>
-          <w:tcPr>
-            <w:tcW w:type="dxa" w:w="1247"/>
-          </w:tcPr>
-          <w:p>
-            <w:r>
-              <w:rPr>
-                <w:b/>
-                <w:i w:val="0"/>
-                <w:sz w:val="16"/>
-              </w:rPr>
-              <w:t>S09</w:t>
-              <w:br/>
-            </w:r>
-            <w:r>
-              <w:rPr>
-                <w:b w:val="0"/>
-                <w:i w:val="0"/>
-                <w:color w:val="64748B"/>
-                <w:sz w:val="14"/>
-              </w:rPr>
-              <w:t>Dépenses non alimentaires</w:t>
-            </w:r>
-          </w:p>
-        </w:tc>
-        <w:tc>
-          <w:tcPr>
-            <w:tcW w:type="dxa" w:w="1531"/>
-          </w:tcPr>
-          <w:p>
-            <w:r>
-              <w:rPr>
-                <w:b/>
-                <w:i w:val="0"/>
-                <w:color w:val="16A34A"/>
-                <w:sz w:val="16"/>
-              </w:rPr>
-              <w:t>—</w:t>
-            </w:r>
-          </w:p>
-        </w:tc>
-        <w:tc>
-          <w:tcPr>
-            <w:tcW w:type="dxa" w:w="1191"/>
-          </w:tcPr>
-          <w:p>
-            <w:r>
-              <w:rPr>
-                <w:b w:val="0"/>
-                <w:i w:val="0"/>
-                <w:color w:val="64748B"/>
-                <w:sz w:val="16"/>
-              </w:rPr>
-              <w:t>GT-CQ</w:t>
-            </w:r>
-          </w:p>
-        </w:tc>
-        <w:tc>
-          <w:tcPr>
-            <w:tcW w:type="dxa" w:w="4706"/>
-          </w:tcPr>
-          <w:p>
-            <w:r>
-              <w:rPr>
-                <w:b w:val="0"/>
-                <w:i w:val="0"/>
-                <w:sz w:val="17"/>
-              </w:rPr>
-              <w:t>Prière de corriger ou de confirmer avec le QG.</w:t>
-            </w:r>
-          </w:p>
-        </w:tc>
-      </w:tr>
-      <w:tr>
-        <w:tc>
-          <w:tcPr>
-            <w:tcW w:type="dxa" w:w="964"/>
-          </w:tcPr>
-          <w:p>
-            <w:r>
-              <w:rPr>
-                <w:b/>
-                <w:i w:val="0"/>
-                <w:color w:val="EA580C"/>
-                <w:sz w:val="16"/>
-              </w:rPr>
-              <w:t>Moyenne</w:t>
-            </w:r>
-          </w:p>
-        </w:tc>
-        <w:tc>
-          <w:tcPr>
-            <w:tcW w:type="dxa" w:w="1247"/>
-          </w:tcPr>
-          <w:p>
-            <w:r>
-              <w:rPr>
-                <w:b/>
-                <w:i w:val="0"/>
-                <w:sz w:val="16"/>
-              </w:rPr>
-              <w:t>S09</w:t>
-              <w:br/>
-            </w:r>
-            <w:r>
-              <w:rPr>
-                <w:b w:val="0"/>
-                <w:i w:val="0"/>
-                <w:color w:val="64748B"/>
-                <w:sz w:val="14"/>
-              </w:rPr>
-              <w:t>Dépenses non alimentaires</w:t>
-            </w:r>
-          </w:p>
-        </w:tc>
-        <w:tc>
-          <w:tcPr>
-            <w:tcW w:type="dxa" w:w="1531"/>
-          </w:tcPr>
-          <w:p>
-            <w:r>
-              <w:rPr>
-                <w:b/>
-                <w:i w:val="0"/>
-                <w:color w:val="16A34A"/>
-                <w:sz w:val="16"/>
-              </w:rPr>
-              <w:t>—</w:t>
-            </w:r>
-          </w:p>
-        </w:tc>
-        <w:tc>
-          <w:tcPr>
-            <w:tcW w:type="dxa" w:w="1191"/>
-          </w:tcPr>
-          <w:p>
-            <w:r>
-              <w:rPr>
-                <w:b w:val="0"/>
-                <w:i w:val="0"/>
-                <w:color w:val="64748B"/>
-                <w:sz w:val="16"/>
-              </w:rPr>
-              <w:t>GT-CQ</w:t>
-            </w:r>
-          </w:p>
-        </w:tc>
-        <w:tc>
-          <w:tcPr>
-            <w:tcW w:type="dxa" w:w="4706"/>
-          </w:tcPr>
-          <w:p>
-            <w:r>
-              <w:rPr>
-                <w:b w:val="0"/>
-                <w:i w:val="0"/>
-                <w:sz w:val="17"/>
-              </w:rPr>
-              <w:t>Attention ! La dépense du ménage de OUMAR BA (13000 Fcfa) au cours de 6 derniers mois de Frais de confection et de réparation de vêtements femme: robe, pantalon, jupe, ensemble, réparation, location, etc.</w:t>
-            </w:r>
-          </w:p>
-        </w:tc>
-      </w:tr>
-      <w:tr>
-        <w:tc>
-          <w:tcPr>
-            <w:tcW w:type="dxa" w:w="964"/>
-          </w:tcPr>
-          <w:p>
-            <w:r>
-              <w:rPr>
-                <w:b/>
-                <w:i w:val="0"/>
-                <w:color w:val="EA580C"/>
-                <w:sz w:val="16"/>
-              </w:rPr>
-              <w:t>Moyenne</w:t>
-            </w:r>
-          </w:p>
-        </w:tc>
-        <w:tc>
-          <w:tcPr>
-            <w:tcW w:type="dxa" w:w="1247"/>
-          </w:tcPr>
-          <w:p>
-            <w:r>
-              <w:rPr>
-                <w:b/>
-                <w:i w:val="0"/>
-                <w:sz w:val="16"/>
-              </w:rPr>
-              <w:t>S09</w:t>
-              <w:br/>
-            </w:r>
-            <w:r>
-              <w:rPr>
-                <w:b w:val="0"/>
-                <w:i w:val="0"/>
-                <w:color w:val="64748B"/>
-                <w:sz w:val="14"/>
-              </w:rPr>
-              <w:t>Dépenses non alimentaires</w:t>
-            </w:r>
-          </w:p>
-        </w:tc>
-        <w:tc>
-          <w:tcPr>
-            <w:tcW w:type="dxa" w:w="1531"/>
-          </w:tcPr>
-          <w:p>
-            <w:r>
-              <w:rPr>
-                <w:b/>
-                <w:i w:val="0"/>
-                <w:color w:val="16A34A"/>
-                <w:sz w:val="16"/>
-              </w:rPr>
-              <w:t>—</w:t>
-            </w:r>
-          </w:p>
-        </w:tc>
-        <w:tc>
-          <w:tcPr>
-            <w:tcW w:type="dxa" w:w="1191"/>
-          </w:tcPr>
-          <w:p>
-            <w:r>
-              <w:rPr>
-                <w:b w:val="0"/>
-                <w:i w:val="0"/>
-                <w:color w:val="64748B"/>
-                <w:sz w:val="16"/>
-              </w:rPr>
-              <w:t>GT-CQ</w:t>
-            </w:r>
-          </w:p>
-        </w:tc>
-        <w:tc>
-          <w:tcPr>
-            <w:tcW w:type="dxa" w:w="4706"/>
-          </w:tcPr>
-          <w:p>
-            <w:r>
-              <w:rPr>
-                <w:b w:val="0"/>
-                <w:i w:val="0"/>
-                <w:sz w:val="17"/>
-              </w:rPr>
-              <w:t>Attention ! La dépense du ménage de OUMAR BA (25000 Fcfa) au cours de 6 derniers mois de Parfums est relativement élevé.</w:t>
-            </w:r>
-          </w:p>
-        </w:tc>
-      </w:tr>
-      <w:tr>
-        <w:tc>
-          <w:tcPr>
-            <w:tcW w:type="dxa" w:w="964"/>
-          </w:tcPr>
-          <w:p>
-            <w:r>
-              <w:rPr>
-                <w:b/>
-                <w:i w:val="0"/>
-                <w:color w:val="EA580C"/>
-                <w:sz w:val="16"/>
-              </w:rPr>
-              <w:t>Moyenne</w:t>
-            </w:r>
-          </w:p>
-        </w:tc>
-        <w:tc>
-          <w:tcPr>
-            <w:tcW w:type="dxa" w:w="1247"/>
-          </w:tcPr>
-          <w:p>
-            <w:r>
-              <w:rPr>
-                <w:b/>
-                <w:i w:val="0"/>
-                <w:sz w:val="16"/>
-              </w:rPr>
-              <w:t>S09</w:t>
-              <w:br/>
-            </w:r>
-            <w:r>
-              <w:rPr>
-                <w:b w:val="0"/>
-                <w:i w:val="0"/>
-                <w:color w:val="64748B"/>
-                <w:sz w:val="14"/>
-              </w:rPr>
-              <w:t>Dépenses non alimentaires</w:t>
-            </w:r>
-          </w:p>
-        </w:tc>
-        <w:tc>
-          <w:tcPr>
-            <w:tcW w:type="dxa" w:w="1531"/>
-          </w:tcPr>
-          <w:p>
-            <w:r>
-              <w:rPr>
-                <w:b/>
-                <w:i w:val="0"/>
-                <w:color w:val="16A34A"/>
-                <w:sz w:val="16"/>
-              </w:rPr>
-              <w:t>—</w:t>
-            </w:r>
-          </w:p>
-        </w:tc>
-        <w:tc>
-          <w:tcPr>
-            <w:tcW w:type="dxa" w:w="1191"/>
-          </w:tcPr>
-          <w:p>
-            <w:r>
-              <w:rPr>
-                <w:b w:val="0"/>
-                <w:i w:val="0"/>
-                <w:color w:val="64748B"/>
-                <w:sz w:val="16"/>
-              </w:rPr>
-              <w:t>GT-CQ</w:t>
-            </w:r>
-          </w:p>
-        </w:tc>
-        <w:tc>
-          <w:tcPr>
-            <w:tcW w:type="dxa" w:w="4706"/>
-          </w:tcPr>
-          <w:p>
-            <w:r>
-              <w:rPr>
-                <w:b w:val="0"/>
-                <w:i w:val="0"/>
-                <w:sz w:val="17"/>
-              </w:rPr>
-              <w:t>Peu plausible! le montant de la dépense (143000 Fcfa) pour Transport inter-localité par voitures semble élevé.</w:t>
-            </w:r>
-          </w:p>
-        </w:tc>
-      </w:tr>
-      <w:tr>
-        <w:tc>
-          <w:tcPr>
-            <w:tcW w:type="dxa" w:w="964"/>
-          </w:tcPr>
-          <w:p>
-            <w:r>
-              <w:rPr>
-                <w:b/>
-                <w:i w:val="0"/>
-                <w:color w:val="EA580C"/>
-                <w:sz w:val="16"/>
-              </w:rPr>
-              <w:t>Moyenne</w:t>
-            </w:r>
-          </w:p>
-        </w:tc>
-        <w:tc>
-          <w:tcPr>
-            <w:tcW w:type="dxa" w:w="1247"/>
-          </w:tcPr>
-          <w:p>
-            <w:r>
-              <w:rPr>
-                <w:b/>
-                <w:i w:val="0"/>
-                <w:sz w:val="16"/>
-              </w:rPr>
-              <w:t>S09</w:t>
-              <w:br/>
-            </w:r>
-            <w:r>
-              <w:rPr>
-                <w:b w:val="0"/>
-                <w:i w:val="0"/>
-                <w:color w:val="64748B"/>
-                <w:sz w:val="14"/>
-              </w:rPr>
-              <w:t>Dépenses non alimentaires</w:t>
-            </w:r>
-          </w:p>
-        </w:tc>
-        <w:tc>
-          <w:tcPr>
-            <w:tcW w:type="dxa" w:w="1531"/>
-          </w:tcPr>
-          <w:p>
-            <w:r>
-              <w:rPr>
-                <w:b/>
-                <w:i w:val="0"/>
-                <w:color w:val="16A34A"/>
-                <w:sz w:val="16"/>
-              </w:rPr>
-              <w:t>—</w:t>
-            </w:r>
-          </w:p>
-        </w:tc>
-        <w:tc>
-          <w:tcPr>
-            <w:tcW w:type="dxa" w:w="1191"/>
-          </w:tcPr>
-          <w:p>
-            <w:r>
-              <w:rPr>
-                <w:b w:val="0"/>
-                <w:i w:val="0"/>
-                <w:color w:val="64748B"/>
-                <w:sz w:val="16"/>
-              </w:rPr>
-              <w:t>GT-CQ</w:t>
-            </w:r>
-          </w:p>
-        </w:tc>
-        <w:tc>
-          <w:tcPr>
-            <w:tcW w:type="dxa" w:w="4706"/>
-          </w:tcPr>
-          <w:p>
-            <w:r>
-              <w:rPr>
-                <w:b w:val="0"/>
-                <w:i w:val="0"/>
-                <w:sz w:val="17"/>
-              </w:rPr>
-              <w:t>Veuillez, s'il vous plaît, confirmer cette information avec le QG ou la corriger.</w:t>
-            </w:r>
-          </w:p>
-        </w:tc>
-      </w:tr>
-      <w:tr>
-        <w:tc>
-          <w:tcPr>
-            <w:tcW w:type="dxa" w:w="964"/>
-          </w:tcPr>
-          <w:p>
-            <w:r>
-              <w:rPr>
-                <w:b/>
-                <w:i w:val="0"/>
-                <w:color w:val="EA580C"/>
-                <w:sz w:val="16"/>
-              </w:rPr>
-              <w:t>Moyenne</w:t>
-            </w:r>
-          </w:p>
-        </w:tc>
-        <w:tc>
-          <w:tcPr>
-            <w:tcW w:type="dxa" w:w="1247"/>
-          </w:tcPr>
-          <w:p>
-            <w:r>
-              <w:rPr>
-                <w:b/>
-                <w:i w:val="0"/>
-                <w:sz w:val="16"/>
-              </w:rPr>
-              <w:t>S09</w:t>
-              <w:br/>
-            </w:r>
-            <w:r>
-              <w:rPr>
-                <w:b w:val="0"/>
-                <w:i w:val="0"/>
-                <w:color w:val="64748B"/>
-                <w:sz w:val="14"/>
-              </w:rPr>
-              <w:t>Dépenses non alimentaires</w:t>
-            </w:r>
-          </w:p>
-        </w:tc>
-        <w:tc>
-          <w:tcPr>
-            <w:tcW w:type="dxa" w:w="1531"/>
-          </w:tcPr>
-          <w:p>
-            <w:r>
-              <w:rPr>
-                <w:b/>
-                <w:i w:val="0"/>
-                <w:color w:val="16A34A"/>
-                <w:sz w:val="16"/>
-              </w:rPr>
-              <w:t>—</w:t>
-            </w:r>
-          </w:p>
-        </w:tc>
-        <w:tc>
-          <w:tcPr>
-            <w:tcW w:type="dxa" w:w="1191"/>
-          </w:tcPr>
-          <w:p>
-            <w:r>
-              <w:rPr>
-                <w:b w:val="0"/>
-                <w:i w:val="0"/>
-                <w:color w:val="64748B"/>
-                <w:sz w:val="16"/>
-              </w:rPr>
-              <w:t>GT-CQ</w:t>
-            </w:r>
-          </w:p>
-        </w:tc>
-        <w:tc>
-          <w:tcPr>
-            <w:tcW w:type="dxa" w:w="4706"/>
-          </w:tcPr>
-          <w:p>
-            <w:r>
-              <w:rPr>
-                <w:b w:val="0"/>
-                <w:i w:val="0"/>
-                <w:sz w:val="17"/>
-              </w:rPr>
-              <w:t>Attention ! La dépense du ménage de OUMAR BA (143000 Fcfa) au cours de 6 derniers mois de Transport inter-localité par voitures est relativement élevé.</w:t>
-            </w:r>
-          </w:p>
-        </w:tc>
-      </w:tr>
-      <w:tr>
-        <w:tc>
-          <w:tcPr>
-            <w:tcW w:type="dxa" w:w="964"/>
-          </w:tcPr>
-          <w:p>
-            <w:r>
-              <w:rPr>
-                <w:b/>
-                <w:i w:val="0"/>
-                <w:color w:val="EA580C"/>
-                <w:sz w:val="16"/>
-              </w:rPr>
-              <w:t>Moyenne</w:t>
-            </w:r>
-          </w:p>
-        </w:tc>
-        <w:tc>
-          <w:tcPr>
-            <w:tcW w:type="dxa" w:w="1247"/>
-          </w:tcPr>
-          <w:p>
-            <w:r>
-              <w:rPr>
-                <w:b/>
-                <w:i w:val="0"/>
-                <w:sz w:val="16"/>
-              </w:rPr>
-              <w:t>S09</w:t>
-              <w:br/>
-            </w:r>
-            <w:r>
-              <w:rPr>
-                <w:b w:val="0"/>
-                <w:i w:val="0"/>
-                <w:color w:val="64748B"/>
-                <w:sz w:val="14"/>
-              </w:rPr>
-              <w:t>Dépenses non alimentaires</w:t>
-            </w:r>
-          </w:p>
-        </w:tc>
-        <w:tc>
-          <w:tcPr>
-            <w:tcW w:type="dxa" w:w="1531"/>
-          </w:tcPr>
-          <w:p>
-            <w:r>
-              <w:rPr>
-                <w:b/>
-                <w:i w:val="0"/>
-                <w:color w:val="16A34A"/>
-                <w:sz w:val="16"/>
-              </w:rPr>
-              <w:t>s01q23, s01q00b, s01q23_autre</w:t>
-            </w:r>
-          </w:p>
-        </w:tc>
-        <w:tc>
-          <w:tcPr>
-            <w:tcW w:type="dxa" w:w="1191"/>
-          </w:tcPr>
-          <w:p>
-            <w:r>
-              <w:rPr>
-                <w:b w:val="0"/>
-                <w:i w:val="0"/>
-                <w:color w:val="64748B"/>
-                <w:sz w:val="16"/>
-              </w:rPr>
-              <w:t>GT-CQ</w:t>
-            </w:r>
-          </w:p>
-        </w:tc>
-        <w:tc>
-          <w:tcPr>
-            <w:tcW w:type="dxa" w:w="4706"/>
-          </w:tcPr>
-          <w:p>
-            <w:r>
-              <w:rPr>
-                <w:b w:val="0"/>
-                <w:i w:val="0"/>
-                <w:sz w:val="17"/>
-              </w:rPr>
-              <w:t>La dernière fois que vous avez acheté Main-d'oeuvre pour la construction et les grosses réparation de logement (maçonnerie, toiture et charpente, électricité, plomberie, menuiserie, peinture et revêtement du sol), etc est Maçon et semble exister dans les modalités, prière de prendre attache avec le QG pour plus d'explication afin de la classer bien.</w:t>
-            </w:r>
-          </w:p>
-        </w:tc>
-      </w:tr>
-      <w:tr>
-        <w:tc>
-          <w:tcPr>
-            <w:tcW w:type="dxa" w:w="964"/>
-          </w:tcPr>
-          <w:p>
-            <w:r>
-              <w:rPr>
-                <w:b/>
-                <w:i w:val="0"/>
-                <w:color w:val="EA580C"/>
-                <w:sz w:val="16"/>
-              </w:rPr>
-              <w:t>Moyenne</w:t>
-            </w:r>
-          </w:p>
-        </w:tc>
-        <w:tc>
-          <w:tcPr>
-            <w:tcW w:type="dxa" w:w="1247"/>
-          </w:tcPr>
-          <w:p>
-            <w:r>
-              <w:rPr>
-                <w:b/>
-                <w:i w:val="0"/>
-                <w:sz w:val="16"/>
-              </w:rPr>
-              <w:t>S09</w:t>
-              <w:br/>
-            </w:r>
-            <w:r>
-              <w:rPr>
-                <w:b w:val="0"/>
-                <w:i w:val="0"/>
-                <w:color w:val="64748B"/>
-                <w:sz w:val="14"/>
-              </w:rPr>
-              <w:t>Dépenses non alimentaires</w:t>
-            </w:r>
-          </w:p>
-        </w:tc>
-        <w:tc>
-          <w:tcPr>
-            <w:tcW w:type="dxa" w:w="1531"/>
-          </w:tcPr>
-          <w:p>
-            <w:r>
-              <w:rPr>
-                <w:b/>
-                <w:i w:val="0"/>
-                <w:color w:val="16A34A"/>
-                <w:sz w:val="16"/>
-              </w:rPr>
-              <w:t>—</w:t>
-            </w:r>
-          </w:p>
-        </w:tc>
-        <w:tc>
-          <w:tcPr>
-            <w:tcW w:type="dxa" w:w="1191"/>
-          </w:tcPr>
-          <w:p>
-            <w:r>
-              <w:rPr>
-                <w:b w:val="0"/>
-                <w:i w:val="0"/>
-                <w:color w:val="64748B"/>
-                <w:sz w:val="16"/>
-              </w:rPr>
-              <w:t>GT-CQ</w:t>
-            </w:r>
-          </w:p>
-        </w:tc>
-        <w:tc>
-          <w:tcPr>
-            <w:tcW w:type="dxa" w:w="4706"/>
-          </w:tcPr>
-          <w:p>
-            <w:r>
-              <w:rPr>
-                <w:b w:val="0"/>
-                <w:i w:val="0"/>
-                <w:sz w:val="17"/>
-              </w:rPr>
-              <w:t>Attention ! La dépense du ménage de OUMAR BA (57000 Fcfa) au cours de 12 derniers mois de Main-d'oeuvre pour la construction et les grosses réparation de logement (maçonnerie, toiture et charpente, électricité, plomberie, menuiserie, peinture et revêtement du sol), etc est relativement élevé.</w:t>
-            </w:r>
-          </w:p>
-        </w:tc>
-      </w:tr>
-      <w:tr>
-        <w:tc>
-          <w:tcPr>
-            <w:tcW w:type="dxa" w:w="964"/>
-          </w:tcPr>
-          <w:p>
-            <w:r>
-              <w:rPr>
-                <w:b/>
-                <w:i w:val="0"/>
-                <w:color w:val="EA580C"/>
-                <w:sz w:val="16"/>
-              </w:rPr>
-              <w:t>Moyenne</w:t>
-            </w:r>
-          </w:p>
-        </w:tc>
-        <w:tc>
-          <w:tcPr>
-            <w:tcW w:type="dxa" w:w="1247"/>
-          </w:tcPr>
-          <w:p>
-            <w:r>
-              <w:rPr>
-                <w:b/>
-                <w:i w:val="0"/>
-                <w:sz w:val="16"/>
-              </w:rPr>
-              <w:t>S09</w:t>
-              <w:br/>
-            </w:r>
-            <w:r>
-              <w:rPr>
-                <w:b w:val="0"/>
-                <w:i w:val="0"/>
-                <w:color w:val="64748B"/>
-                <w:sz w:val="14"/>
-              </w:rPr>
-              <w:t>Dépenses non alimentaires</w:t>
-            </w:r>
-          </w:p>
-        </w:tc>
-        <w:tc>
-          <w:tcPr>
-            <w:tcW w:type="dxa" w:w="1531"/>
-          </w:tcPr>
-          <w:p>
-            <w:r>
-              <w:rPr>
-                <w:b/>
-                <w:i w:val="0"/>
-                <w:color w:val="16A34A"/>
-                <w:sz w:val="16"/>
-              </w:rPr>
-              <w:t>—</w:t>
-            </w:r>
-          </w:p>
-        </w:tc>
-        <w:tc>
-          <w:tcPr>
-            <w:tcW w:type="dxa" w:w="1191"/>
-          </w:tcPr>
-          <w:p>
-            <w:r>
-              <w:rPr>
-                <w:b w:val="0"/>
-                <w:i w:val="0"/>
-                <w:color w:val="64748B"/>
-                <w:sz w:val="16"/>
-              </w:rPr>
-              <w:t>GT-CQ</w:t>
-            </w:r>
-          </w:p>
-        </w:tc>
-        <w:tc>
-          <w:tcPr>
-            <w:tcW w:type="dxa" w:w="4706"/>
-          </w:tcPr>
-          <w:p>
-            <w:r>
-              <w:rPr>
-                <w:b w:val="0"/>
-                <w:i w:val="0"/>
-                <w:sz w:val="17"/>
-              </w:rPr>
-              <w:t>Prière de corriger ou de confirmer avec le QG.</w:t>
-            </w:r>
-          </w:p>
-        </w:tc>
-      </w:tr>
-      <w:tr>
-        <w:tc>
-          <w:tcPr>
-            <w:tcW w:type="dxa" w:w="964"/>
-          </w:tcPr>
-          <w:p>
-            <w:r>
-              <w:rPr>
-                <w:b/>
-                <w:i w:val="0"/>
-                <w:color w:val="EA580C"/>
-                <w:sz w:val="16"/>
-              </w:rPr>
-              <w:t>Moyenne</w:t>
-            </w:r>
-          </w:p>
-        </w:tc>
-        <w:tc>
-          <w:tcPr>
-            <w:tcW w:type="dxa" w:w="1247"/>
-          </w:tcPr>
-          <w:p>
-            <w:r>
-              <w:rPr>
-                <w:b/>
-                <w:i w:val="0"/>
-                <w:sz w:val="16"/>
-              </w:rPr>
-              <w:t>S09</w:t>
-              <w:br/>
-            </w:r>
-            <w:r>
-              <w:rPr>
-                <w:b w:val="0"/>
-                <w:i w:val="0"/>
-                <w:color w:val="64748B"/>
-                <w:sz w:val="14"/>
-              </w:rPr>
-              <w:t>Dépenses non alimentaires</w:t>
-            </w:r>
-          </w:p>
-        </w:tc>
-        <w:tc>
-          <w:tcPr>
-            <w:tcW w:type="dxa" w:w="1531"/>
-          </w:tcPr>
-          <w:p>
-            <w:r>
-              <w:rPr>
-                <w:b/>
-                <w:i w:val="0"/>
-                <w:color w:val="16A34A"/>
-                <w:sz w:val="16"/>
-              </w:rPr>
-              <w:t>—</w:t>
-            </w:r>
-          </w:p>
-        </w:tc>
-        <w:tc>
-          <w:tcPr>
-            <w:tcW w:type="dxa" w:w="1191"/>
-          </w:tcPr>
-          <w:p>
-            <w:r>
-              <w:rPr>
-                <w:b w:val="0"/>
-                <w:i w:val="0"/>
-                <w:color w:val="64748B"/>
-                <w:sz w:val="16"/>
-              </w:rPr>
-              <w:t>GT-CQ</w:t>
-            </w:r>
-          </w:p>
-        </w:tc>
-        <w:tc>
-          <w:tcPr>
-            <w:tcW w:type="dxa" w:w="4706"/>
-          </w:tcPr>
-          <w:p>
-            <w:r>
-              <w:rPr>
-                <w:b w:val="0"/>
-                <w:i w:val="0"/>
-                <w:sz w:val="17"/>
-              </w:rPr>
-              <w:t>Attention ! La dépense du ménage de OUMAR BA (100000 Fcfa) au cours de 12 derniers mois de Matériaux de maçonnerie pour la construction ou les grosses réparations de logement: ciment, briques, fer à béton, sable, gravier, parpaings, etc est relativement élevé.</w:t>
-            </w:r>
-          </w:p>
-        </w:tc>
-      </w:tr>
-      <w:tr>
-        <w:tc>
-          <w:tcPr>
-            <w:tcW w:type="dxa" w:w="964"/>
-          </w:tcPr>
-          <w:p>
-            <w:r>
-              <w:rPr>
-                <w:b/>
-                <w:i w:val="0"/>
-                <w:color w:val="EA580C"/>
-                <w:sz w:val="16"/>
-              </w:rPr>
-              <w:t>Moyenne</w:t>
-            </w:r>
-          </w:p>
-        </w:tc>
-        <w:tc>
-          <w:tcPr>
-            <w:tcW w:type="dxa" w:w="1247"/>
-          </w:tcPr>
-          <w:p>
-            <w:r>
-              <w:rPr>
-                <w:b/>
-                <w:i w:val="0"/>
-                <w:sz w:val="16"/>
-              </w:rPr>
-              <w:t>S09</w:t>
-              <w:br/>
-            </w:r>
-            <w:r>
-              <w:rPr>
-                <w:b w:val="0"/>
-                <w:i w:val="0"/>
-                <w:color w:val="64748B"/>
-                <w:sz w:val="14"/>
-              </w:rPr>
-              <w:t>Dépenses non alimentaires</w:t>
-            </w:r>
-          </w:p>
-        </w:tc>
-        <w:tc>
-          <w:tcPr>
-            <w:tcW w:type="dxa" w:w="1531"/>
-          </w:tcPr>
-          <w:p>
-            <w:r>
-              <w:rPr>
-                <w:b/>
-                <w:i w:val="0"/>
-                <w:color w:val="16A34A"/>
-                <w:sz w:val="16"/>
-              </w:rPr>
-              <w:t>—</w:t>
-            </w:r>
-          </w:p>
-        </w:tc>
-        <w:tc>
-          <w:tcPr>
-            <w:tcW w:type="dxa" w:w="1191"/>
-          </w:tcPr>
-          <w:p>
-            <w:r>
-              <w:rPr>
-                <w:b w:val="0"/>
-                <w:i w:val="0"/>
-                <w:color w:val="64748B"/>
-                <w:sz w:val="16"/>
-              </w:rPr>
-              <w:t>GT-CQ</w:t>
-            </w:r>
-          </w:p>
-        </w:tc>
-        <w:tc>
-          <w:tcPr>
-            <w:tcW w:type="dxa" w:w="4706"/>
-          </w:tcPr>
-          <w:p>
-            <w:r>
-              <w:rPr>
-                <w:b w:val="0"/>
-                <w:i w:val="0"/>
-                <w:sz w:val="17"/>
-              </w:rPr>
-              <w:t>Attention ! La dépense du ménage de OUMAR BA (109900 Fcfa) au cours de 12 derniers mois de Linge de maison et articles associés (serviettes de bain, drap, couverture, couvre-lit, oreillers, moustiquaire, nattes, tapis, rideaux, éventail, etc.</w:t>
-            </w:r>
-          </w:p>
-        </w:tc>
-      </w:tr>
-      <w:tr>
-        <w:tc>
-          <w:tcPr>
-            <w:tcW w:type="dxa" w:w="964"/>
-          </w:tcPr>
-          <w:p>
-            <w:r>
-              <w:rPr>
-                <w:b/>
-                <w:i w:val="0"/>
-                <w:color w:val="EA580C"/>
-                <w:sz w:val="16"/>
-              </w:rPr>
-              <w:t>Moyenne</w:t>
-            </w:r>
-          </w:p>
-        </w:tc>
-        <w:tc>
-          <w:tcPr>
-            <w:tcW w:type="dxa" w:w="1247"/>
-          </w:tcPr>
-          <w:p>
-            <w:r>
-              <w:rPr>
-                <w:b/>
-                <w:i w:val="0"/>
-                <w:sz w:val="16"/>
-              </w:rPr>
-              <w:t>S09</w:t>
-              <w:br/>
-            </w:r>
-            <w:r>
-              <w:rPr>
-                <w:b w:val="0"/>
-                <w:i w:val="0"/>
-                <w:color w:val="64748B"/>
-                <w:sz w:val="14"/>
-              </w:rPr>
-              <w:t>Dépenses non alimentaires</w:t>
-            </w:r>
-          </w:p>
-        </w:tc>
-        <w:tc>
-          <w:tcPr>
-            <w:tcW w:type="dxa" w:w="1531"/>
-          </w:tcPr>
-          <w:p>
-            <w:r>
-              <w:rPr>
-                <w:b/>
-                <w:i w:val="0"/>
-                <w:color w:val="16A34A"/>
-                <w:sz w:val="16"/>
-              </w:rPr>
-              <w:t>—</w:t>
-            </w:r>
-          </w:p>
-        </w:tc>
-        <w:tc>
-          <w:tcPr>
-            <w:tcW w:type="dxa" w:w="1191"/>
-          </w:tcPr>
-          <w:p>
-            <w:r>
-              <w:rPr>
-                <w:b w:val="0"/>
-                <w:i w:val="0"/>
-                <w:color w:val="64748B"/>
-                <w:sz w:val="16"/>
-              </w:rPr>
-              <w:t>GT-CQ</w:t>
-            </w:r>
-          </w:p>
-        </w:tc>
-        <w:tc>
-          <w:tcPr>
-            <w:tcW w:type="dxa" w:w="4706"/>
-          </w:tcPr>
-          <w:p>
-            <w:r>
-              <w:rPr>
-                <w:b w:val="0"/>
-                <w:i w:val="0"/>
-                <w:sz w:val="17"/>
-              </w:rPr>
-              <w:t>) est relativement élevé.</w:t>
-            </w:r>
-          </w:p>
-        </w:tc>
-      </w:tr>
-      <w:tr>
-        <w:tc>
-          <w:tcPr>
-            <w:tcW w:type="dxa" w:w="964"/>
-          </w:tcPr>
-          <w:p>
-            <w:r>
-              <w:rPr>
-                <w:b/>
-                <w:i w:val="0"/>
-                <w:color w:val="EA580C"/>
-                <w:sz w:val="16"/>
-              </w:rPr>
-              <w:t>Moyenne</w:t>
-            </w:r>
-          </w:p>
-        </w:tc>
-        <w:tc>
-          <w:tcPr>
-            <w:tcW w:type="dxa" w:w="1247"/>
-          </w:tcPr>
-          <w:p>
-            <w:r>
-              <w:rPr>
-                <w:b/>
-                <w:i w:val="0"/>
-                <w:sz w:val="16"/>
-              </w:rPr>
-              <w:t>S09</w:t>
-              <w:br/>
-            </w:r>
-            <w:r>
-              <w:rPr>
-                <w:b w:val="0"/>
-                <w:i w:val="0"/>
-                <w:color w:val="64748B"/>
-                <w:sz w:val="14"/>
-              </w:rPr>
-              <w:t>Dépenses non alimentaires</w:t>
-            </w:r>
-          </w:p>
-        </w:tc>
-        <w:tc>
-          <w:tcPr>
-            <w:tcW w:type="dxa" w:w="1531"/>
-          </w:tcPr>
-          <w:p>
-            <w:r>
-              <w:rPr>
-                <w:b/>
-                <w:i w:val="0"/>
-                <w:color w:val="16A34A"/>
-                <w:sz w:val="16"/>
-              </w:rPr>
-              <w:t>—</w:t>
-            </w:r>
-          </w:p>
-        </w:tc>
-        <w:tc>
-          <w:tcPr>
-            <w:tcW w:type="dxa" w:w="1191"/>
-          </w:tcPr>
-          <w:p>
-            <w:r>
-              <w:rPr>
-                <w:b w:val="0"/>
-                <w:i w:val="0"/>
-                <w:color w:val="64748B"/>
-                <w:sz w:val="16"/>
-              </w:rPr>
-              <w:t>GT-CQ</w:t>
-            </w:r>
-          </w:p>
-        </w:tc>
-        <w:tc>
-          <w:tcPr>
-            <w:tcW w:type="dxa" w:w="4706"/>
-          </w:tcPr>
-          <w:p>
-            <w:r>
-              <w:rPr>
-                <w:b w:val="0"/>
-                <w:i w:val="0"/>
-                <w:sz w:val="17"/>
-              </w:rPr>
-              <w:t>Attention ! La dépense du ménage de OUMAR BA (12000 Fcfa) au cours de 12 derniers mois de Ustensiles de cuisine: casserole, marmite, tamis local, réparation d'ustensiles de cuisine, etc est relativement élevé.</w:t>
-            </w:r>
-          </w:p>
-        </w:tc>
-      </w:tr>
-      <w:tr>
-        <w:tc>
-          <w:tcPr>
-            <w:tcW w:type="dxa" w:w="964"/>
-          </w:tcPr>
-          <w:p>
-            <w:r>
-              <w:rPr>
-                <w:b/>
-                <w:i w:val="0"/>
-                <w:color w:val="EA580C"/>
-                <w:sz w:val="16"/>
-              </w:rPr>
-              <w:t>Moyenne</w:t>
-            </w:r>
-          </w:p>
-        </w:tc>
-        <w:tc>
-          <w:tcPr>
-            <w:tcW w:type="dxa" w:w="1247"/>
-          </w:tcPr>
-          <w:p>
-            <w:r>
-              <w:rPr>
-                <w:b/>
-                <w:i w:val="0"/>
-                <w:sz w:val="16"/>
-              </w:rPr>
-              <w:t>S09</w:t>
-              <w:br/>
-            </w:r>
-            <w:r>
-              <w:rPr>
-                <w:b w:val="0"/>
-                <w:i w:val="0"/>
-                <w:color w:val="64748B"/>
-                <w:sz w:val="14"/>
-              </w:rPr>
-              <w:t>Dépenses non alimentaires</w:t>
-            </w:r>
-          </w:p>
-        </w:tc>
-        <w:tc>
-          <w:tcPr>
-            <w:tcW w:type="dxa" w:w="1531"/>
-          </w:tcPr>
-          <w:p>
-            <w:r>
-              <w:rPr>
-                <w:b/>
-                <w:i w:val="0"/>
-                <w:color w:val="16A34A"/>
-                <w:sz w:val="16"/>
-              </w:rPr>
-              <w:t>—</w:t>
-            </w:r>
-          </w:p>
-        </w:tc>
-        <w:tc>
-          <w:tcPr>
-            <w:tcW w:type="dxa" w:w="1191"/>
-          </w:tcPr>
-          <w:p>
-            <w:r>
-              <w:rPr>
-                <w:b w:val="0"/>
-                <w:i w:val="0"/>
-                <w:color w:val="64748B"/>
-                <w:sz w:val="16"/>
-              </w:rPr>
-              <w:t>GT-CQ</w:t>
-            </w:r>
-          </w:p>
-        </w:tc>
-        <w:tc>
-          <w:tcPr>
-            <w:tcW w:type="dxa" w:w="4706"/>
-          </w:tcPr>
-          <w:p>
-            <w:r>
-              <w:rPr>
-                <w:b w:val="0"/>
-                <w:i w:val="0"/>
-                <w:sz w:val="17"/>
-              </w:rPr>
-              <w:t>Attention ! La dépense du ménage de OUMAR BA (3000 Fcfa) au cours de 12 derniers mois de Appareils de musique et d'images: radio, radio-cassette, chaîne de musique, TV, lecteur CD/DVD, MP3, MP4, caméra, camescope, etc est relativement élevé.</w:t>
-            </w:r>
-          </w:p>
-        </w:tc>
-      </w:tr>
-      <w:tr>
-        <w:tc>
-          <w:tcPr>
-            <w:tcW w:type="dxa" w:w="964"/>
-          </w:tcPr>
-          <w:p>
-            <w:r>
-              <w:rPr>
-                <w:b/>
-                <w:i w:val="0"/>
-                <w:color w:val="EA580C"/>
-                <w:sz w:val="16"/>
-              </w:rPr>
-              <w:t>Moyenne</w:t>
-            </w:r>
-          </w:p>
-        </w:tc>
-        <w:tc>
-          <w:tcPr>
-            <w:tcW w:type="dxa" w:w="1247"/>
-          </w:tcPr>
-          <w:p>
-            <w:r>
-              <w:rPr>
-                <w:b/>
-                <w:i w:val="0"/>
-                <w:sz w:val="16"/>
-              </w:rPr>
-              <w:t>S09</w:t>
-              <w:br/>
-            </w:r>
-            <w:r>
-              <w:rPr>
-                <w:b w:val="0"/>
-                <w:i w:val="0"/>
-                <w:color w:val="64748B"/>
-                <w:sz w:val="14"/>
-              </w:rPr>
-              <w:t>Dépenses non alimentaires</w:t>
-            </w:r>
-          </w:p>
-        </w:tc>
-        <w:tc>
-          <w:tcPr>
-            <w:tcW w:type="dxa" w:w="1531"/>
-          </w:tcPr>
-          <w:p>
-            <w:r>
-              <w:rPr>
-                <w:b/>
-                <w:i w:val="0"/>
-                <w:color w:val="16A34A"/>
-                <w:sz w:val="16"/>
-              </w:rPr>
-              <w:t>—</w:t>
-            </w:r>
-          </w:p>
-        </w:tc>
-        <w:tc>
-          <w:tcPr>
-            <w:tcW w:type="dxa" w:w="1191"/>
-          </w:tcPr>
-          <w:p>
-            <w:r>
-              <w:rPr>
-                <w:b w:val="0"/>
-                <w:i w:val="0"/>
-                <w:color w:val="64748B"/>
-                <w:sz w:val="16"/>
-              </w:rPr>
-              <w:t>GT-CQ</w:t>
-            </w:r>
-          </w:p>
-        </w:tc>
-        <w:tc>
-          <w:tcPr>
-            <w:tcW w:type="dxa" w:w="4706"/>
-          </w:tcPr>
-          <w:p>
-            <w:r>
-              <w:rPr>
-                <w:b w:val="0"/>
-                <w:i w:val="0"/>
-                <w:sz w:val="17"/>
-              </w:rPr>
-              <w:t>Attention ! La dépense du ménage de OUMAR BA (40000 Fcfa) au cours de 12 derniers mois de Autres ustensiles de ménage: seau, bouilloire, biberon, poubelle, tasses, cafétière non électrique, théière, calebasse, louche, jarre, canari, mortier, pilon, etc est relativement élevé.</w:t>
-            </w:r>
-          </w:p>
-        </w:tc>
-      </w:tr>
-      <w:tr>
-        <w:tc>
-          <w:tcPr>
-            <w:tcW w:type="dxa" w:w="964"/>
-          </w:tcPr>
-          <w:p>
-            <w:r>
-              <w:rPr>
-                <w:b/>
-                <w:i w:val="0"/>
-                <w:color w:val="EA580C"/>
-                <w:sz w:val="16"/>
-              </w:rPr>
-              <w:t>Moyenne</w:t>
-            </w:r>
-          </w:p>
-        </w:tc>
-        <w:tc>
-          <w:tcPr>
-            <w:tcW w:type="dxa" w:w="1247"/>
-          </w:tcPr>
-          <w:p>
-            <w:r>
-              <w:rPr>
-                <w:b/>
-                <w:i w:val="0"/>
-                <w:sz w:val="16"/>
-              </w:rPr>
-              <w:t>S09</w:t>
-              <w:br/>
-            </w:r>
-            <w:r>
-              <w:rPr>
-                <w:b w:val="0"/>
-                <w:i w:val="0"/>
-                <w:color w:val="64748B"/>
-                <w:sz w:val="14"/>
-              </w:rPr>
-              <w:t>Dépenses non alimentaires</w:t>
-            </w:r>
-          </w:p>
-        </w:tc>
-        <w:tc>
-          <w:tcPr>
-            <w:tcW w:type="dxa" w:w="1531"/>
-          </w:tcPr>
-          <w:p>
-            <w:r>
-              <w:rPr>
-                <w:b/>
-                <w:i w:val="0"/>
-                <w:color w:val="16A34A"/>
-                <w:sz w:val="16"/>
-              </w:rPr>
-              <w:t>—</w:t>
-            </w:r>
-          </w:p>
-        </w:tc>
-        <w:tc>
-          <w:tcPr>
-            <w:tcW w:type="dxa" w:w="1191"/>
-          </w:tcPr>
-          <w:p>
-            <w:r>
-              <w:rPr>
-                <w:b w:val="0"/>
-                <w:i w:val="0"/>
-                <w:color w:val="64748B"/>
-                <w:sz w:val="16"/>
-              </w:rPr>
-              <w:t>GT-CQ</w:t>
-            </w:r>
-          </w:p>
-        </w:tc>
-        <w:tc>
-          <w:tcPr>
-            <w:tcW w:type="dxa" w:w="4706"/>
-          </w:tcPr>
-          <w:p>
-            <w:r>
-              <w:rPr>
-                <w:b w:val="0"/>
-                <w:i w:val="0"/>
-                <w:sz w:val="17"/>
-              </w:rPr>
-              <w:t>Attention ! La dépense du ménage de OUMAR BA (4200 Fcfa) au cours de 12 derniers mois de Outillage de maison: outils de bricolage (marteau, tournevis, etc.); outil de jardinage (pelle, râteau, brouette, etc.); est relativement élevé.</w:t>
-            </w:r>
-          </w:p>
-        </w:tc>
-      </w:tr>
-      <w:tr>
-        <w:tc>
-          <w:tcPr>
-            <w:tcW w:type="dxa" w:w="964"/>
-          </w:tcPr>
-          <w:p>
-            <w:r>
-              <w:rPr>
-                <w:b/>
-                <w:i w:val="0"/>
-                <w:color w:val="EA580C"/>
-                <w:sz w:val="16"/>
-              </w:rPr>
-              <w:t>Moyenne</w:t>
-            </w:r>
-          </w:p>
-        </w:tc>
-        <w:tc>
-          <w:tcPr>
-            <w:tcW w:type="dxa" w:w="1247"/>
-          </w:tcPr>
-          <w:p>
-            <w:r>
-              <w:rPr>
-                <w:b/>
-                <w:i w:val="0"/>
-                <w:sz w:val="16"/>
-              </w:rPr>
-              <w:t>S09</w:t>
-              <w:br/>
-            </w:r>
-            <w:r>
-              <w:rPr>
-                <w:b w:val="0"/>
-                <w:i w:val="0"/>
-                <w:color w:val="64748B"/>
-                <w:sz w:val="14"/>
-              </w:rPr>
-              <w:t>Dépenses non alimentaires</w:t>
-            </w:r>
-          </w:p>
-        </w:tc>
-        <w:tc>
-          <w:tcPr>
-            <w:tcW w:type="dxa" w:w="1531"/>
-          </w:tcPr>
-          <w:p>
-            <w:r>
-              <w:rPr>
-                <w:b/>
-                <w:i w:val="0"/>
-                <w:color w:val="16A34A"/>
-                <w:sz w:val="16"/>
-              </w:rPr>
-              <w:t>—</w:t>
-            </w:r>
-          </w:p>
-        </w:tc>
-        <w:tc>
-          <w:tcPr>
-            <w:tcW w:type="dxa" w:w="1191"/>
-          </w:tcPr>
-          <w:p>
-            <w:r>
-              <w:rPr>
-                <w:b w:val="0"/>
-                <w:i w:val="0"/>
-                <w:color w:val="64748B"/>
-                <w:sz w:val="16"/>
-              </w:rPr>
-              <w:t>GT-CQ</w:t>
-            </w:r>
-          </w:p>
-        </w:tc>
-        <w:tc>
-          <w:tcPr>
-            <w:tcW w:type="dxa" w:w="4706"/>
-          </w:tcPr>
-          <w:p>
-            <w:r>
-              <w:rPr>
-                <w:b w:val="0"/>
-                <w:i w:val="0"/>
-                <w:sz w:val="17"/>
-              </w:rPr>
-              <w:t>Attention ! La dépense du ménage de OUMAR BA (450000 Fcfa) au cours de 12 derniers mois de Lit, matelas, armoire et autres meubles de chambre à coucher est relativement élevé.</w:t>
-            </w:r>
-          </w:p>
-        </w:tc>
-      </w:tr>
-      <w:tr>
-        <w:tc>
-          <w:tcPr>
-            <w:tcW w:type="dxa" w:w="964"/>
-          </w:tcPr>
-          <w:p>
-            <w:r>
-              <w:rPr>
-                <w:b/>
-                <w:i w:val="0"/>
-                <w:color w:val="EA580C"/>
-                <w:sz w:val="16"/>
-              </w:rPr>
-              <w:t>Moyenne</w:t>
-            </w:r>
-          </w:p>
-        </w:tc>
-        <w:tc>
-          <w:tcPr>
-            <w:tcW w:type="dxa" w:w="1247"/>
-          </w:tcPr>
-          <w:p>
-            <w:r>
-              <w:rPr>
-                <w:b/>
-                <w:i w:val="0"/>
-                <w:sz w:val="16"/>
-              </w:rPr>
-              <w:t>S09</w:t>
-              <w:br/>
-            </w:r>
-            <w:r>
-              <w:rPr>
-                <w:b w:val="0"/>
-                <w:i w:val="0"/>
-                <w:color w:val="64748B"/>
-                <w:sz w:val="14"/>
-              </w:rPr>
-              <w:t>Dépenses non alimentaires</w:t>
-            </w:r>
-          </w:p>
-        </w:tc>
-        <w:tc>
-          <w:tcPr>
-            <w:tcW w:type="dxa" w:w="1531"/>
-          </w:tcPr>
-          <w:p>
-            <w:r>
-              <w:rPr>
-                <w:b/>
-                <w:i w:val="0"/>
-                <w:color w:val="16A34A"/>
-                <w:sz w:val="16"/>
-              </w:rPr>
-              <w:t>—</w:t>
-            </w:r>
-          </w:p>
-        </w:tc>
-        <w:tc>
-          <w:tcPr>
-            <w:tcW w:type="dxa" w:w="1191"/>
-          </w:tcPr>
-          <w:p>
-            <w:r>
-              <w:rPr>
-                <w:b w:val="0"/>
-                <w:i w:val="0"/>
-                <w:color w:val="64748B"/>
-                <w:sz w:val="16"/>
-              </w:rPr>
-              <w:t>GT-CQ</w:t>
-            </w:r>
-          </w:p>
-        </w:tc>
-        <w:tc>
-          <w:tcPr>
-            <w:tcW w:type="dxa" w:w="4706"/>
-          </w:tcPr>
-          <w:p>
-            <w:r>
-              <w:rPr>
-                <w:b w:val="0"/>
-                <w:i w:val="0"/>
-                <w:sz w:val="17"/>
-              </w:rPr>
-              <w:t>Attention ! La dépense du ménage de OUMAR BA (6000 Fcfa) au cours de 12 derniers mois de Achat d'une lampes (lampe électrique, lampe tempête, lampe torche, etc.) est relativement élevé.</w:t>
-            </w:r>
-          </w:p>
-        </w:tc>
-      </w:tr>
-      <w:tr>
-        <w:tc>
-          <w:tcPr>
-            <w:tcW w:type="dxa" w:w="964"/>
-          </w:tcPr>
-          <w:p>
-            <w:r>
-              <w:rPr>
-                <w:b/>
-                <w:i w:val="0"/>
-                <w:color w:val="EA580C"/>
-                <w:sz w:val="16"/>
-              </w:rPr>
-              <w:t>Moyenne</w:t>
-            </w:r>
-          </w:p>
-        </w:tc>
-        <w:tc>
-          <w:tcPr>
-            <w:tcW w:type="dxa" w:w="1247"/>
-          </w:tcPr>
-          <w:p>
-            <w:r>
-              <w:rPr>
-                <w:b/>
-                <w:i w:val="0"/>
-                <w:sz w:val="16"/>
-              </w:rPr>
-              <w:t>S09</w:t>
-              <w:br/>
-            </w:r>
-            <w:r>
-              <w:rPr>
-                <w:b w:val="0"/>
-                <w:i w:val="0"/>
-                <w:color w:val="64748B"/>
-                <w:sz w:val="14"/>
-              </w:rPr>
-              <w:t>Dépenses non alimentaires</w:t>
-            </w:r>
-          </w:p>
-        </w:tc>
-        <w:tc>
-          <w:tcPr>
-            <w:tcW w:type="dxa" w:w="1531"/>
-          </w:tcPr>
-          <w:p>
-            <w:r>
-              <w:rPr>
-                <w:b/>
-                <w:i w:val="0"/>
-                <w:color w:val="16A34A"/>
-                <w:sz w:val="16"/>
-              </w:rPr>
-              <w:t>—</w:t>
-            </w:r>
-          </w:p>
-        </w:tc>
-        <w:tc>
-          <w:tcPr>
-            <w:tcW w:type="dxa" w:w="1191"/>
-          </w:tcPr>
-          <w:p>
-            <w:r>
-              <w:rPr>
-                <w:b w:val="0"/>
-                <w:i w:val="0"/>
-                <w:color w:val="64748B"/>
-                <w:sz w:val="16"/>
-              </w:rPr>
-              <w:t>GT-CQ</w:t>
-            </w:r>
-          </w:p>
-        </w:tc>
-        <w:tc>
-          <w:tcPr>
-            <w:tcW w:type="dxa" w:w="4706"/>
-          </w:tcPr>
-          <w:p>
-            <w:r>
-              <w:rPr>
-                <w:b w:val="0"/>
-                <w:i w:val="0"/>
-                <w:sz w:val="17"/>
-              </w:rPr>
-              <w:t>Attention ! La dépense du ménage de OUMAR BA (6000 Fcfa) au cours de 12 derniers mois de Achat de montres, réveils, etc est relativement élevé.</w:t>
-            </w:r>
-          </w:p>
-        </w:tc>
-      </w:tr>
-      <w:tr>
-        <w:tc>
-          <w:tcPr>
-            <w:tcW w:type="dxa" w:w="964"/>
-          </w:tcPr>
-          <w:p>
-            <w:r>
-              <w:rPr>
-                <w:b/>
-                <w:i w:val="0"/>
-                <w:color w:val="EA580C"/>
-                <w:sz w:val="16"/>
-              </w:rPr>
-              <w:t>Moyenne</w:t>
-            </w:r>
-          </w:p>
-        </w:tc>
-        <w:tc>
-          <w:tcPr>
-            <w:tcW w:type="dxa" w:w="1247"/>
-          </w:tcPr>
-          <w:p>
-            <w:r>
-              <w:rPr>
-                <w:b/>
-                <w:i w:val="0"/>
-                <w:sz w:val="16"/>
-              </w:rPr>
-              <w:t>S10</w:t>
-              <w:br/>
-            </w:r>
-            <w:r>
-              <w:rPr>
-                <w:b w:val="0"/>
-                <w:i w:val="0"/>
-                <w:color w:val="64748B"/>
-                <w:sz w:val="14"/>
-              </w:rPr>
-              <w:t>Logement</w:t>
-            </w:r>
-          </w:p>
-        </w:tc>
-        <w:tc>
-          <w:tcPr>
-            <w:tcW w:type="dxa" w:w="1531"/>
-          </w:tcPr>
-          <w:p>
-            <w:r>
-              <w:rPr>
-                <w:b/>
-                <w:i w:val="0"/>
-                <w:color w:val="16A34A"/>
-                <w:sz w:val="16"/>
-              </w:rPr>
-              <w:t>s10q47, s10q46</w:t>
-            </w:r>
-          </w:p>
-        </w:tc>
-        <w:tc>
-          <w:tcPr>
-            <w:tcW w:type="dxa" w:w="1191"/>
-          </w:tcPr>
-          <w:p>
-            <w:r>
-              <w:rPr>
-                <w:b w:val="0"/>
-                <w:i w:val="0"/>
-                <w:color w:val="64748B"/>
-                <w:sz w:val="16"/>
-              </w:rPr>
-              <w:t>GT-CQ</w:t>
-            </w:r>
-          </w:p>
-        </w:tc>
-        <w:tc>
-          <w:tcPr>
-            <w:tcW w:type="dxa" w:w="4706"/>
-          </w:tcPr>
-          <w:p>
-            <w:r>
-              <w:rPr>
-                <w:b w:val="0"/>
-                <w:i w:val="0"/>
-                <w:sz w:val="17"/>
-              </w:rPr>
-              <w:t>Le montant dépensé de L'entreprise vendeur des moutons pour l'achat de ces marchandises revendues en état, sans transformation ne peut être supérieur aux montants obtenus sur la revente de marchandises achetées et revendues en état au cours des 30 derniers jours ou durant le dernier mois où l'entreprise a fonctionné (s10q47 &gt; s10q46), prière de corriger.</w:t>
+              <w:t>Le noms de l'entreprise vendeur des moutons 1 ne doit pas contenir de chiffre et doit être bien renseigné, prière de bien renseigné .</w:t>
             </w:r>
           </w:p>
         </w:tc>
